--- a/А-В_тест_анализ_Marketpele_Feed/Итоговый проект А-В тест.docx
+++ b/А-В_тест_анализ_Marketpele_Feed/Итоговый проект А-В тест.docx
@@ -6624,9 +6624,20 @@
                 <w:sz w:val="16"/>
                 <w:szCs w:val="16"/>
                 <w:bdr w:val="none" w:sz="0" w:space="0" w:color="auto" w:frame="1"/>
+                <w:lang w:eastAsia="ru-RU"/>
+              </w:rPr>
+            </w:pPr>
+            <w:r>
+              <w:rPr>
+                <w:rFonts w:ascii="Times New Roman" w:eastAsia="Times New Roman" w:hAnsi="Times New Roman" w:cs="Times New Roman"/>
+                <w:bCs/>
+                <w:color w:val="0F1115"/>
+                <w:sz w:val="16"/>
+                <w:szCs w:val="16"/>
                 <w:lang w:val="en-US" w:eastAsia="ru-RU"/>
               </w:rPr>
-            </w:pPr>
+              <w:t>Paid</w:t>
+            </w:r>
             <w:r>
               <w:rPr>
                 <w:rFonts w:ascii="Times New Roman" w:eastAsia="Times New Roman" w:hAnsi="Times New Roman" w:cs="Times New Roman"/>
@@ -6634,9 +6645,53 @@
                 <w:color w:val="0F1115"/>
                 <w:sz w:val="16"/>
                 <w:szCs w:val="16"/>
+                <w:lang w:eastAsia="ru-RU"/>
+              </w:rPr>
+              <w:t xml:space="preserve"> </w:t>
+            </w:r>
+            <w:r>
+              <w:rPr>
+                <w:rFonts w:ascii="Times New Roman" w:eastAsia="Times New Roman" w:hAnsi="Times New Roman" w:cs="Times New Roman"/>
+                <w:bCs/>
+                <w:color w:val="0F1115"/>
+                <w:sz w:val="16"/>
+                <w:szCs w:val="16"/>
                 <w:lang w:val="en-US" w:eastAsia="ru-RU"/>
               </w:rPr>
-              <w:t>Paid CTR</w:t>
+              <w:t>CTR</w:t>
+            </w:r>
+            <w:r>
+              <w:rPr>
+                <w:rFonts w:ascii="Times New Roman" w:eastAsia="Times New Roman" w:hAnsi="Times New Roman" w:cs="Times New Roman"/>
+                <w:color w:val="060D31"/>
+                <w:sz w:val="16"/>
+                <w:szCs w:val="16"/>
+                <w:bdr w:val="none" w:sz="0" w:space="0" w:color="auto" w:frame="1"/>
+                <w:lang w:eastAsia="ru-RU"/>
+              </w:rPr>
+              <w:t xml:space="preserve"> </w:t>
+            </w:r>
+            <w:r>
+              <w:rPr>
+                <w:rFonts w:ascii="Times New Roman" w:eastAsia="Times New Roman" w:hAnsi="Times New Roman" w:cs="Times New Roman"/>
+                <w:color w:val="060D31"/>
+                <w:sz w:val="16"/>
+                <w:szCs w:val="16"/>
+                <w:bdr w:val="none" w:sz="0" w:space="0" w:color="auto" w:frame="1"/>
+                <w:lang w:eastAsia="ru-RU"/>
+              </w:rPr>
+              <w:t>в</w:t>
+            </w:r>
+            <w:r>
+              <w:rPr>
+                <w:rFonts w:ascii="Times New Roman" w:eastAsia="Times New Roman" w:hAnsi="Times New Roman" w:cs="Times New Roman"/>
+                <w:color w:val="060D31"/>
+                <w:sz w:val="16"/>
+                <w:szCs w:val="16"/>
+                <w:bdr w:val="none" w:sz="0" w:space="0" w:color="auto" w:frame="1"/>
+                <w:lang w:eastAsia="ru-RU"/>
+              </w:rPr>
+              <w:t xml:space="preserve"> </w:t>
             </w:r>
             <w:r>
               <w:rPr>
@@ -6647,7 +6702,7 @@
                 <w:bdr w:val="none" w:sz="0" w:space="0" w:color="auto" w:frame="1"/>
                 <w:lang w:val="en-US" w:eastAsia="ru-RU"/>
               </w:rPr>
-              <w:t xml:space="preserve"> </w:t>
+              <w:t>B</w:t>
             </w:r>
             <w:r>
               <w:rPr>
@@ -6658,7 +6713,7 @@
                 <w:bdr w:val="none" w:sz="0" w:space="0" w:color="auto" w:frame="1"/>
                 <w:lang w:eastAsia="ru-RU"/>
               </w:rPr>
-              <w:t>в</w:t>
+              <w:t xml:space="preserve"> &gt; </w:t>
             </w:r>
             <w:r>
               <w:rPr>
@@ -6669,7 +6724,7 @@
                 <w:bdr w:val="none" w:sz="0" w:space="0" w:color="auto" w:frame="1"/>
                 <w:lang w:val="en-US" w:eastAsia="ru-RU"/>
               </w:rPr>
-              <w:t xml:space="preserve"> B &gt; A</w:t>
+              <w:t>A</w:t>
             </w:r>
           </w:p>
           <w:p>
@@ -6683,7 +6738,7 @@
                 <w:sz w:val="16"/>
                 <w:szCs w:val="16"/>
                 <w:bdr w:val="none" w:sz="0" w:space="0" w:color="auto" w:frame="1"/>
-                <w:lang w:val="en-US" w:eastAsia="ru-RU"/>
+                <w:lang w:eastAsia="ru-RU"/>
               </w:rPr>
             </w:pPr>
           </w:p>
@@ -6698,30 +6753,52 @@
                 <w:sz w:val="16"/>
                 <w:szCs w:val="16"/>
                 <w:bdr w:val="none" w:sz="0" w:space="0" w:color="auto" w:frame="1"/>
+                <w:lang w:eastAsia="ru-RU"/>
+              </w:rPr>
+            </w:pPr>
+            <w:r>
+              <w:rPr>
+                <w:rFonts w:ascii="Times New Roman" w:eastAsia="Times New Roman" w:hAnsi="Times New Roman" w:cs="Times New Roman"/>
+                <w:color w:val="060D31"/>
+                <w:sz w:val="16"/>
+                <w:szCs w:val="16"/>
+                <w:bdr w:val="none" w:sz="0" w:space="0" w:color="auto" w:frame="1"/>
+                <w:lang w:eastAsia="ru-RU"/>
+              </w:rPr>
+              <w:t xml:space="preserve">4. </w:t>
+            </w:r>
+            <w:r>
+              <w:rPr>
+                <w:rFonts w:ascii="Times New Roman" w:eastAsia="Times New Roman" w:hAnsi="Times New Roman" w:cs="Times New Roman"/>
+                <w:bCs/>
+                <w:color w:val="0F1115"/>
+                <w:sz w:val="16"/>
+                <w:szCs w:val="16"/>
                 <w:lang w:val="en-US" w:eastAsia="ru-RU"/>
               </w:rPr>
-            </w:pPr>
-            <w:r>
-              <w:rPr>
-                <w:rFonts w:ascii="Times New Roman" w:eastAsia="Times New Roman" w:hAnsi="Times New Roman" w:cs="Times New Roman"/>
-                <w:color w:val="060D31"/>
-                <w:sz w:val="16"/>
-                <w:szCs w:val="16"/>
-                <w:bdr w:val="none" w:sz="0" w:space="0" w:color="auto" w:frame="1"/>
+              <w:t>Organic</w:t>
+            </w:r>
+            <w:r>
+              <w:rPr>
+                <w:rFonts w:ascii="Times New Roman" w:eastAsia="Times New Roman" w:hAnsi="Times New Roman" w:cs="Times New Roman"/>
+                <w:bCs/>
+                <w:color w:val="0F1115"/>
+                <w:sz w:val="16"/>
+                <w:szCs w:val="16"/>
+                <w:lang w:eastAsia="ru-RU"/>
+              </w:rPr>
+              <w:t xml:space="preserve"> </w:t>
+            </w:r>
+            <w:r>
+              <w:rPr>
+                <w:rFonts w:ascii="Times New Roman" w:eastAsia="Times New Roman" w:hAnsi="Times New Roman" w:cs="Times New Roman"/>
+                <w:bCs/>
+                <w:color w:val="0F1115"/>
+                <w:sz w:val="16"/>
+                <w:szCs w:val="16"/>
                 <w:lang w:val="en-US" w:eastAsia="ru-RU"/>
               </w:rPr>
-              <w:t xml:space="preserve">4. </w:t>
-            </w:r>
-            <w:r>
-              <w:rPr>
-                <w:rFonts w:ascii="Times New Roman" w:eastAsia="Times New Roman" w:hAnsi="Times New Roman" w:cs="Times New Roman"/>
-                <w:bCs/>
-                <w:color w:val="0F1115"/>
-                <w:sz w:val="16"/>
-                <w:szCs w:val="16"/>
-                <w:lang w:val="en-US" w:eastAsia="ru-RU"/>
-              </w:rPr>
-              <w:t>Organic CTR</w:t>
+              <w:t>CTR</w:t>
             </w:r>
           </w:p>
           <w:p>
@@ -9124,6 +9201,11 @@
         <w:spacing w:after="0" w:line="240" w:lineRule="auto"/>
         <w:jc w:val="both"/>
         <w:rPr>
+          <w:noProof/>
+        </w:rPr>
+      </w:pPr>
+      <w:r>
+        <w:rPr>
           <w:rFonts w:ascii="Times New Roman" w:hAnsi="Times New Roman" w:cs="Times New Roman"/>
           <w:b/>
           <w:color w:val="060D31"/>
@@ -9131,186 +9213,10 @@
           <w:szCs w:val="24"/>
           <w:shd w:val="clear" w:color="auto" w:fill="FFFFFF"/>
         </w:rPr>
-      </w:pPr>
-      <w:r>
-        <w:rPr>
-          <w:rFonts w:ascii="Times New Roman" w:hAnsi="Times New Roman" w:cs="Times New Roman"/>
-          <w:b/>
-          <w:color w:val="060D31"/>
-          <w:sz w:val="24"/>
-          <w:szCs w:val="24"/>
-          <w:shd w:val="clear" w:color="auto" w:fill="FFFFFF"/>
-        </w:rPr>
         <w:drawing>
-          <wp:inline distT="0" distB="0" distL="0" distR="0" wp14:anchorId="32CB7A3C" wp14:editId="431D17BA">
-            <wp:extent cx="5526157" cy="4603194"/>
-            <wp:effectExtent l="0" t="0" r="0" b="6985"/>
-            <wp:docPr id="90" name="Рисунок 90"/>
-            <wp:cNvGraphicFramePr>
-              <a:graphicFrameLocks xmlns:a="http://schemas.openxmlformats.org/drawingml/2006/main" noChangeAspect="1"/>
-            </wp:cNvGraphicFramePr>
-            <a:graphic xmlns:a="http://schemas.openxmlformats.org/drawingml/2006/main">
-              <a:graphicData uri="http://schemas.openxmlformats.org/drawingml/2006/picture">
-                <pic:pic xmlns:pic="http://schemas.openxmlformats.org/drawingml/2006/picture">
-                  <pic:nvPicPr>
-                    <pic:cNvPr id="1" name=""/>
-                    <pic:cNvPicPr/>
-                  </pic:nvPicPr>
-                  <pic:blipFill>
-                    <a:blip r:embed="rId5">
-                      <a:extLst>
-                        <a:ext uri="{BEBA8EAE-BF5A-486C-A8C5-ECC9F3942E4B}">
-                          <a14:imgProps xmlns:a14="http://schemas.microsoft.com/office/drawing/2010/main">
-                            <a14:imgLayer r:embed="rId6">
-                              <a14:imgEffect>
-                                <a14:sharpenSoften amount="100000"/>
-                              </a14:imgEffect>
-                            </a14:imgLayer>
-                          </a14:imgProps>
-                        </a:ext>
-                      </a:extLst>
-                    </a:blip>
-                    <a:stretch>
-                      <a:fillRect/>
-                    </a:stretch>
-                  </pic:blipFill>
-                  <pic:spPr>
-                    <a:xfrm>
-                      <a:off x="0" y="0"/>
-                      <a:ext cx="5532368" cy="4608368"/>
-                    </a:xfrm>
-                    <a:prstGeom prst="rect">
-                      <a:avLst/>
-                    </a:prstGeom>
-                  </pic:spPr>
-                </pic:pic>
-              </a:graphicData>
-            </a:graphic>
-          </wp:inline>
-        </w:drawing>
-      </w:r>
-    </w:p>
-    <w:p>
-      <w:pPr>
-        <w:tabs>
-          <w:tab w:val="left" w:pos="284"/>
-        </w:tabs>
-        <w:spacing w:after="0" w:line="240" w:lineRule="auto"/>
-        <w:jc w:val="both"/>
-        <w:rPr>
-          <w:rFonts w:ascii="Times New Roman" w:hAnsi="Times New Roman" w:cs="Times New Roman"/>
-          <w:b/>
-          <w:color w:val="060D31"/>
-          <w:sz w:val="24"/>
-          <w:szCs w:val="24"/>
-          <w:shd w:val="clear" w:color="auto" w:fill="FFFFFF"/>
-        </w:rPr>
-      </w:pPr>
-      <w:r>
-        <w:rPr>
-          <w:rFonts w:ascii="Times New Roman" w:hAnsi="Times New Roman" w:cs="Times New Roman"/>
-          <w:b/>
-          <w:color w:val="060D31"/>
-          <w:sz w:val="24"/>
-          <w:szCs w:val="24"/>
-          <w:shd w:val="clear" w:color="auto" w:fill="FFFFFF"/>
-        </w:rPr>
-        <w:drawing>
-          <wp:inline distT="0" distB="0" distL="0" distR="0" wp14:anchorId="4E2422CC" wp14:editId="5B57B8FC">
-            <wp:extent cx="5924550" cy="4628802"/>
-            <wp:effectExtent l="0" t="0" r="0" b="635"/>
-            <wp:docPr id="91" name="Рисунок 91"/>
-            <wp:cNvGraphicFramePr>
-              <a:graphicFrameLocks xmlns:a="http://schemas.openxmlformats.org/drawingml/2006/main" noChangeAspect="1"/>
-            </wp:cNvGraphicFramePr>
-            <a:graphic xmlns:a="http://schemas.openxmlformats.org/drawingml/2006/main">
-              <a:graphicData uri="http://schemas.openxmlformats.org/drawingml/2006/picture">
-                <pic:pic xmlns:pic="http://schemas.openxmlformats.org/drawingml/2006/picture">
-                  <pic:nvPicPr>
-                    <pic:cNvPr id="1" name=""/>
-                    <pic:cNvPicPr/>
-                  </pic:nvPicPr>
-                  <pic:blipFill>
-                    <a:blip r:embed="rId7">
-                      <a:extLst>
-                        <a:ext uri="{BEBA8EAE-BF5A-486C-A8C5-ECC9F3942E4B}">
-                          <a14:imgProps xmlns:a14="http://schemas.microsoft.com/office/drawing/2010/main">
-                            <a14:imgLayer r:embed="rId8">
-                              <a14:imgEffect>
-                                <a14:sharpenSoften amount="100000"/>
-                              </a14:imgEffect>
-                            </a14:imgLayer>
-                          </a14:imgProps>
-                        </a:ext>
-                      </a:extLst>
-                    </a:blip>
-                    <a:stretch>
-                      <a:fillRect/>
-                    </a:stretch>
-                  </pic:blipFill>
-                  <pic:spPr>
-                    <a:xfrm>
-                      <a:off x="0" y="0"/>
-                      <a:ext cx="5928919" cy="4632215"/>
-                    </a:xfrm>
-                    <a:prstGeom prst="rect">
-                      <a:avLst/>
-                    </a:prstGeom>
-                  </pic:spPr>
-                </pic:pic>
-              </a:graphicData>
-            </a:graphic>
-          </wp:inline>
-        </w:drawing>
-      </w:r>
-    </w:p>
-    <w:p>
-      <w:pPr>
-        <w:tabs>
-          <w:tab w:val="left" w:pos="284"/>
-        </w:tabs>
-        <w:spacing w:after="0" w:line="240" w:lineRule="auto"/>
-        <w:jc w:val="both"/>
-        <w:rPr>
-          <w:rFonts w:ascii="Times New Roman" w:hAnsi="Times New Roman" w:cs="Times New Roman"/>
-          <w:b/>
-          <w:color w:val="060D31"/>
-          <w:sz w:val="24"/>
-          <w:szCs w:val="24"/>
-          <w:shd w:val="clear" w:color="auto" w:fill="FFFFFF"/>
-        </w:rPr>
-      </w:pPr>
-    </w:p>
-    <w:p>
-      <w:pPr>
-        <w:tabs>
-          <w:tab w:val="left" w:pos="284"/>
-        </w:tabs>
-        <w:spacing w:after="0" w:line="240" w:lineRule="auto"/>
-        <w:jc w:val="both"/>
-        <w:rPr>
-          <w:rFonts w:ascii="Times New Roman" w:hAnsi="Times New Roman" w:cs="Times New Roman"/>
-          <w:b/>
-          <w:color w:val="060D31"/>
-          <w:sz w:val="24"/>
-          <w:szCs w:val="24"/>
-          <w:shd w:val="clear" w:color="auto" w:fill="FFFFFF"/>
-        </w:rPr>
-      </w:pPr>
-      <w:r>
-        <w:rPr>
-          <w:rFonts w:ascii="Times New Roman" w:hAnsi="Times New Roman" w:cs="Times New Roman"/>
-          <w:b/>
-          <w:color w:val="060D31"/>
-          <w:sz w:val="24"/>
-          <w:szCs w:val="24"/>
-          <w:shd w:val="clear" w:color="auto" w:fill="FFFFFF"/>
-        </w:rPr>
-        <w:lastRenderedPageBreak/>
-        <w:drawing>
-          <wp:inline distT="0" distB="0" distL="0" distR="0" wp14:anchorId="27EF4B39" wp14:editId="77F728DA">
-            <wp:extent cx="6112565" cy="2959916"/>
-            <wp:effectExtent l="0" t="0" r="2540" b="0"/>
+          <wp:inline distT="0" distB="0" distL="0" distR="0" wp14:anchorId="470129DE" wp14:editId="4989C2CB">
+            <wp:extent cx="6645910" cy="2759075"/>
+            <wp:effectExtent l="0" t="0" r="2540" b="3175"/>
             <wp:docPr id="1" name="Рисунок 1"/>
             <wp:cNvGraphicFramePr>
               <a:graphicFrameLocks xmlns:a="http://schemas.openxmlformats.org/drawingml/2006/main" noChangeAspect="1"/>
@@ -9323,19 +9229,7 @@
                     <pic:cNvPicPr/>
                   </pic:nvPicPr>
                   <pic:blipFill>
-                    <a:blip r:embed="rId9">
-                      <a:extLst>
-                        <a:ext uri="{BEBA8EAE-BF5A-486C-A8C5-ECC9F3942E4B}">
-                          <a14:imgProps xmlns:a14="http://schemas.microsoft.com/office/drawing/2010/main">
-                            <a14:imgLayer r:embed="rId10">
-                              <a14:imgEffect>
-                                <a14:sharpenSoften amount="100000"/>
-                              </a14:imgEffect>
-                            </a14:imgLayer>
-                          </a14:imgProps>
-                        </a:ext>
-                      </a:extLst>
-                    </a:blip>
+                    <a:blip r:embed="rId5"/>
                     <a:stretch>
                       <a:fillRect/>
                     </a:stretch>
@@ -9343,7 +9237,7 @@
                   <pic:spPr>
                     <a:xfrm>
                       <a:off x="0" y="0"/>
-                      <a:ext cx="6116600" cy="2961870"/>
+                      <a:ext cx="6645910" cy="2759075"/>
                     </a:xfrm>
                     <a:prstGeom prst="rect">
                       <a:avLst/>
@@ -9355,6 +9249,57 @@
           </wp:inline>
         </w:drawing>
       </w:r>
+      <w:r>
+        <w:rPr>
+          <w:noProof/>
+        </w:rPr>
+        <w:t xml:space="preserve"> </w:t>
+      </w:r>
+      <w:r>
+        <w:rPr>
+          <w:rFonts w:ascii="Times New Roman" w:hAnsi="Times New Roman" w:cs="Times New Roman"/>
+          <w:b/>
+          <w:color w:val="060D31"/>
+          <w:sz w:val="24"/>
+          <w:szCs w:val="24"/>
+          <w:shd w:val="clear" w:color="auto" w:fill="FFFFFF"/>
+        </w:rPr>
+        <w:drawing>
+          <wp:inline distT="0" distB="0" distL="0" distR="0" wp14:anchorId="13713E95" wp14:editId="57FAB4DD">
+            <wp:extent cx="6645910" cy="4370705"/>
+            <wp:effectExtent l="0" t="0" r="2540" b="0"/>
+            <wp:docPr id="3" name="Рисунок 3"/>
+            <wp:cNvGraphicFramePr>
+              <a:graphicFrameLocks xmlns:a="http://schemas.openxmlformats.org/drawingml/2006/main" noChangeAspect="1"/>
+            </wp:cNvGraphicFramePr>
+            <a:graphic xmlns:a="http://schemas.openxmlformats.org/drawingml/2006/main">
+              <a:graphicData uri="http://schemas.openxmlformats.org/drawingml/2006/picture">
+                <pic:pic xmlns:pic="http://schemas.openxmlformats.org/drawingml/2006/picture">
+                  <pic:nvPicPr>
+                    <pic:cNvPr id="1" name=""/>
+                    <pic:cNvPicPr/>
+                  </pic:nvPicPr>
+                  <pic:blipFill>
+                    <a:blip r:embed="rId6"/>
+                    <a:stretch>
+                      <a:fillRect/>
+                    </a:stretch>
+                  </pic:blipFill>
+                  <pic:spPr>
+                    <a:xfrm>
+                      <a:off x="0" y="0"/>
+                      <a:ext cx="6645910" cy="4370705"/>
+                    </a:xfrm>
+                    <a:prstGeom prst="rect">
+                      <a:avLst/>
+                    </a:prstGeom>
+                  </pic:spPr>
+                </pic:pic>
+              </a:graphicData>
+            </a:graphic>
+          </wp:inline>
+        </w:drawing>
+      </w:r>
     </w:p>
     <w:p>
       <w:pPr>
@@ -9372,6 +9317,51 @@
           <w:shd w:val="clear" w:color="auto" w:fill="FFFFFF"/>
         </w:rPr>
       </w:pPr>
+      <w:r>
+        <w:rPr>
+          <w:rFonts w:ascii="Times New Roman" w:hAnsi="Times New Roman" w:cs="Times New Roman"/>
+          <w:b/>
+          <w:color w:val="060D31"/>
+          <w:sz w:val="24"/>
+          <w:szCs w:val="24"/>
+          <w:shd w:val="clear" w:color="auto" w:fill="FFFFFF"/>
+        </w:rPr>
+        <w:drawing>
+          <wp:inline distT="0" distB="0" distL="0" distR="0" wp14:anchorId="2995A9AF" wp14:editId="621225F6">
+            <wp:extent cx="6645910" cy="1951990"/>
+            <wp:effectExtent l="0" t="0" r="2540" b="0"/>
+            <wp:docPr id="6" name="Рисунок 6"/>
+            <wp:cNvGraphicFramePr>
+              <a:graphicFrameLocks xmlns:a="http://schemas.openxmlformats.org/drawingml/2006/main" noChangeAspect="1"/>
+            </wp:cNvGraphicFramePr>
+            <a:graphic xmlns:a="http://schemas.openxmlformats.org/drawingml/2006/main">
+              <a:graphicData uri="http://schemas.openxmlformats.org/drawingml/2006/picture">
+                <pic:pic xmlns:pic="http://schemas.openxmlformats.org/drawingml/2006/picture">
+                  <pic:nvPicPr>
+                    <pic:cNvPr id="1" name=""/>
+                    <pic:cNvPicPr/>
+                  </pic:nvPicPr>
+                  <pic:blipFill>
+                    <a:blip r:embed="rId7"/>
+                    <a:stretch>
+                      <a:fillRect/>
+                    </a:stretch>
+                  </pic:blipFill>
+                  <pic:spPr>
+                    <a:xfrm>
+                      <a:off x="0" y="0"/>
+                      <a:ext cx="6645910" cy="1951990"/>
+                    </a:xfrm>
+                    <a:prstGeom prst="rect">
+                      <a:avLst/>
+                    </a:prstGeom>
+                  </pic:spPr>
+                </pic:pic>
+              </a:graphicData>
+            </a:graphic>
+          </wp:inline>
+        </w:drawing>
+      </w:r>
     </w:p>
     <w:p>
       <w:pPr>
@@ -9389,7 +9379,14 @@
           <w:shd w:val="clear" w:color="auto" w:fill="FFFFFF"/>
         </w:rPr>
       </w:pPr>
-      <w:r>
+    </w:p>
+    <w:p>
+      <w:pPr>
+        <w:tabs>
+          <w:tab w:val="left" w:pos="284"/>
+        </w:tabs>
+        <w:spacing w:after="0" w:line="240" w:lineRule="auto"/>
+        <w:jc w:val="both"/>
         <w:rPr>
           <w:rFonts w:ascii="Times New Roman" w:hAnsi="Times New Roman" w:cs="Times New Roman"/>
           <w:b/>
@@ -9398,11 +9395,271 @@
           <w:szCs w:val="24"/>
           <w:shd w:val="clear" w:color="auto" w:fill="FFFFFF"/>
         </w:rPr>
+      </w:pPr>
+    </w:p>
+    <w:p>
+      <w:pPr>
+        <w:tabs>
+          <w:tab w:val="left" w:pos="284"/>
+        </w:tabs>
+        <w:spacing w:after="0" w:line="240" w:lineRule="auto"/>
+        <w:jc w:val="both"/>
+        <w:rPr>
+          <w:rFonts w:ascii="Times New Roman" w:hAnsi="Times New Roman" w:cs="Times New Roman"/>
+          <w:b/>
+          <w:color w:val="060D31"/>
+          <w:sz w:val="24"/>
+          <w:szCs w:val="24"/>
+          <w:shd w:val="clear" w:color="auto" w:fill="FFFFFF"/>
+        </w:rPr>
+      </w:pPr>
+      <w:r>
+        <w:rPr>
+          <w:rFonts w:ascii="Times New Roman" w:hAnsi="Times New Roman" w:cs="Times New Roman"/>
+          <w:b/>
+          <w:color w:val="060D31"/>
+          <w:sz w:val="24"/>
+          <w:szCs w:val="24"/>
+          <w:shd w:val="clear" w:color="auto" w:fill="FFFFFF"/>
+        </w:rPr>
+        <w:lastRenderedPageBreak/>
         <w:drawing>
-          <wp:inline distT="0" distB="0" distL="0" distR="0" wp14:anchorId="35DC6670" wp14:editId="31ED4600">
-            <wp:extent cx="6645910" cy="4644390"/>
+          <wp:inline distT="0" distB="0" distL="0" distR="0" wp14:anchorId="2707CBB7" wp14:editId="62209D32">
+            <wp:extent cx="6192078" cy="3474687"/>
+            <wp:effectExtent l="0" t="0" r="0" b="0"/>
+            <wp:docPr id="7" name="Рисунок 7"/>
+            <wp:cNvGraphicFramePr>
+              <a:graphicFrameLocks xmlns:a="http://schemas.openxmlformats.org/drawingml/2006/main" noChangeAspect="1"/>
+            </wp:cNvGraphicFramePr>
+            <a:graphic xmlns:a="http://schemas.openxmlformats.org/drawingml/2006/main">
+              <a:graphicData uri="http://schemas.openxmlformats.org/drawingml/2006/picture">
+                <pic:pic xmlns:pic="http://schemas.openxmlformats.org/drawingml/2006/picture">
+                  <pic:nvPicPr>
+                    <pic:cNvPr id="1" name=""/>
+                    <pic:cNvPicPr/>
+                  </pic:nvPicPr>
+                  <pic:blipFill>
+                    <a:blip r:embed="rId8"/>
+                    <a:stretch>
+                      <a:fillRect/>
+                    </a:stretch>
+                  </pic:blipFill>
+                  <pic:spPr>
+                    <a:xfrm>
+                      <a:off x="0" y="0"/>
+                      <a:ext cx="6206813" cy="3482955"/>
+                    </a:xfrm>
+                    <a:prstGeom prst="rect">
+                      <a:avLst/>
+                    </a:prstGeom>
+                  </pic:spPr>
+                </pic:pic>
+              </a:graphicData>
+            </a:graphic>
+          </wp:inline>
+        </w:drawing>
+      </w:r>
+    </w:p>
+    <w:p>
+      <w:pPr>
+        <w:tabs>
+          <w:tab w:val="left" w:pos="284"/>
+        </w:tabs>
+        <w:spacing w:after="0" w:line="240" w:lineRule="auto"/>
+        <w:jc w:val="both"/>
+        <w:rPr>
+          <w:rFonts w:ascii="Times New Roman" w:hAnsi="Times New Roman" w:cs="Times New Roman"/>
+          <w:b/>
+          <w:color w:val="060D31"/>
+          <w:sz w:val="24"/>
+          <w:szCs w:val="24"/>
+          <w:shd w:val="clear" w:color="auto" w:fill="FFFFFF"/>
+        </w:rPr>
+      </w:pPr>
+      <w:r>
+        <w:rPr>
+          <w:rFonts w:ascii="Times New Roman" w:hAnsi="Times New Roman" w:cs="Times New Roman"/>
+          <w:b/>
+          <w:color w:val="060D31"/>
+          <w:sz w:val="24"/>
+          <w:szCs w:val="24"/>
+          <w:shd w:val="clear" w:color="auto" w:fill="FFFFFF"/>
+        </w:rPr>
+        <w:drawing>
+          <wp:inline distT="0" distB="0" distL="0" distR="0" wp14:anchorId="6E24539B" wp14:editId="6A802611">
+            <wp:extent cx="6100574" cy="3557988"/>
+            <wp:effectExtent l="0" t="0" r="0" b="4445"/>
+            <wp:docPr id="8" name="Рисунок 8"/>
+            <wp:cNvGraphicFramePr>
+              <a:graphicFrameLocks xmlns:a="http://schemas.openxmlformats.org/drawingml/2006/main" noChangeAspect="1"/>
+            </wp:cNvGraphicFramePr>
+            <a:graphic xmlns:a="http://schemas.openxmlformats.org/drawingml/2006/main">
+              <a:graphicData uri="http://schemas.openxmlformats.org/drawingml/2006/picture">
+                <pic:pic xmlns:pic="http://schemas.openxmlformats.org/drawingml/2006/picture">
+                  <pic:nvPicPr>
+                    <pic:cNvPr id="1" name=""/>
+                    <pic:cNvPicPr/>
+                  </pic:nvPicPr>
+                  <pic:blipFill>
+                    <a:blip r:embed="rId9"/>
+                    <a:stretch>
+                      <a:fillRect/>
+                    </a:stretch>
+                  </pic:blipFill>
+                  <pic:spPr>
+                    <a:xfrm>
+                      <a:off x="0" y="0"/>
+                      <a:ext cx="6114248" cy="3565963"/>
+                    </a:xfrm>
+                    <a:prstGeom prst="rect">
+                      <a:avLst/>
+                    </a:prstGeom>
+                  </pic:spPr>
+                </pic:pic>
+              </a:graphicData>
+            </a:graphic>
+          </wp:inline>
+        </w:drawing>
+      </w:r>
+    </w:p>
+    <w:p>
+      <w:pPr>
+        <w:tabs>
+          <w:tab w:val="left" w:pos="284"/>
+        </w:tabs>
+        <w:spacing w:after="0" w:line="240" w:lineRule="auto"/>
+        <w:jc w:val="both"/>
+        <w:rPr>
+          <w:rFonts w:ascii="Times New Roman" w:hAnsi="Times New Roman" w:cs="Times New Roman"/>
+          <w:b/>
+          <w:color w:val="060D31"/>
+          <w:sz w:val="24"/>
+          <w:szCs w:val="24"/>
+          <w:shd w:val="clear" w:color="auto" w:fill="FFFFFF"/>
+        </w:rPr>
+      </w:pPr>
+      <w:r>
+        <w:rPr>
+          <w:rFonts w:ascii="Times New Roman" w:hAnsi="Times New Roman" w:cs="Times New Roman"/>
+          <w:b/>
+          <w:color w:val="060D31"/>
+          <w:sz w:val="24"/>
+          <w:szCs w:val="24"/>
+          <w:shd w:val="clear" w:color="auto" w:fill="FFFFFF"/>
+        </w:rPr>
+        <w:drawing>
+          <wp:inline distT="0" distB="0" distL="0" distR="0" wp14:anchorId="75C8742C" wp14:editId="4FF9B6D0">
+            <wp:extent cx="6052930" cy="2490920"/>
+            <wp:effectExtent l="0" t="0" r="5080" b="5080"/>
+            <wp:docPr id="9" name="Рисунок 9"/>
+            <wp:cNvGraphicFramePr>
+              <a:graphicFrameLocks xmlns:a="http://schemas.openxmlformats.org/drawingml/2006/main" noChangeAspect="1"/>
+            </wp:cNvGraphicFramePr>
+            <a:graphic xmlns:a="http://schemas.openxmlformats.org/drawingml/2006/main">
+              <a:graphicData uri="http://schemas.openxmlformats.org/drawingml/2006/picture">
+                <pic:pic xmlns:pic="http://schemas.openxmlformats.org/drawingml/2006/picture">
+                  <pic:nvPicPr>
+                    <pic:cNvPr id="1" name=""/>
+                    <pic:cNvPicPr/>
+                  </pic:nvPicPr>
+                  <pic:blipFill>
+                    <a:blip r:embed="rId10"/>
+                    <a:stretch>
+                      <a:fillRect/>
+                    </a:stretch>
+                  </pic:blipFill>
+                  <pic:spPr>
+                    <a:xfrm>
+                      <a:off x="0" y="0"/>
+                      <a:ext cx="6067607" cy="2496960"/>
+                    </a:xfrm>
+                    <a:prstGeom prst="rect">
+                      <a:avLst/>
+                    </a:prstGeom>
+                  </pic:spPr>
+                </pic:pic>
+              </a:graphicData>
+            </a:graphic>
+          </wp:inline>
+        </w:drawing>
+      </w:r>
+    </w:p>
+    <w:p>
+      <w:pPr>
+        <w:tabs>
+          <w:tab w:val="left" w:pos="284"/>
+        </w:tabs>
+        <w:spacing w:after="0" w:line="240" w:lineRule="auto"/>
+        <w:jc w:val="both"/>
+        <w:rPr>
+          <w:rFonts w:ascii="Times New Roman" w:hAnsi="Times New Roman" w:cs="Times New Roman"/>
+          <w:b/>
+          <w:color w:val="060D31"/>
+          <w:sz w:val="24"/>
+          <w:szCs w:val="24"/>
+          <w:shd w:val="clear" w:color="auto" w:fill="FFFFFF"/>
+        </w:rPr>
+      </w:pPr>
+    </w:p>
+    <w:p>
+      <w:pPr>
+        <w:tabs>
+          <w:tab w:val="left" w:pos="284"/>
+        </w:tabs>
+        <w:spacing w:after="0" w:line="240" w:lineRule="auto"/>
+        <w:jc w:val="center"/>
+        <w:rPr>
+          <w:rFonts w:ascii="Times New Roman" w:hAnsi="Times New Roman" w:cs="Times New Roman"/>
+          <w:b/>
+          <w:color w:val="060D31"/>
+          <w:sz w:val="24"/>
+          <w:szCs w:val="24"/>
+          <w:shd w:val="clear" w:color="auto" w:fill="FFFFFF"/>
+        </w:rPr>
+      </w:pPr>
+      <w:r>
+        <w:rPr>
+          <w:rFonts w:ascii="Times New Roman" w:hAnsi="Times New Roman" w:cs="Times New Roman"/>
+          <w:b/>
+          <w:color w:val="060D31"/>
+          <w:sz w:val="24"/>
+          <w:szCs w:val="24"/>
+          <w:shd w:val="clear" w:color="auto" w:fill="FFFFFF"/>
+        </w:rPr>
+        <w:lastRenderedPageBreak/>
+        <w:t>Результаты выполнения программы:</w:t>
+      </w:r>
+    </w:p>
+    <w:p>
+      <w:pPr>
+        <w:tabs>
+          <w:tab w:val="left" w:pos="284"/>
+        </w:tabs>
+        <w:spacing w:after="0" w:line="240" w:lineRule="auto"/>
+        <w:jc w:val="both"/>
+        <w:rPr>
+          <w:rFonts w:ascii="Times New Roman" w:hAnsi="Times New Roman" w:cs="Times New Roman"/>
+          <w:b/>
+          <w:color w:val="060D31"/>
+          <w:sz w:val="24"/>
+          <w:szCs w:val="24"/>
+          <w:shd w:val="clear" w:color="auto" w:fill="FFFFFF"/>
+        </w:rPr>
+      </w:pPr>
+      <w:r>
+        <w:rPr>
+          <w:rFonts w:ascii="Times New Roman" w:hAnsi="Times New Roman" w:cs="Times New Roman"/>
+          <w:b/>
+          <w:color w:val="060D31"/>
+          <w:sz w:val="24"/>
+          <w:szCs w:val="24"/>
+          <w:shd w:val="clear" w:color="auto" w:fill="FFFFFF"/>
+        </w:rPr>
+        <w:drawing>
+          <wp:inline distT="0" distB="0" distL="0" distR="0" wp14:anchorId="3687961B" wp14:editId="3D2F554A">
+            <wp:extent cx="6645910" cy="4663440"/>
             <wp:effectExtent l="0" t="0" r="2540" b="3810"/>
-            <wp:docPr id="2" name="Рисунок 2"/>
+            <wp:docPr id="10" name="Рисунок 10"/>
             <wp:cNvGraphicFramePr>
               <a:graphicFrameLocks xmlns:a="http://schemas.openxmlformats.org/drawingml/2006/main" noChangeAspect="1"/>
             </wp:cNvGraphicFramePr>
@@ -9434,7 +9691,7 @@
                   <pic:spPr>
                     <a:xfrm>
                       <a:off x="0" y="0"/>
-                      <a:ext cx="6645910" cy="4644390"/>
+                      <a:ext cx="6645910" cy="4663440"/>
                     </a:xfrm>
                     <a:prstGeom prst="rect">
                       <a:avLst/>
@@ -9463,6 +9720,63 @@
           <w:shd w:val="clear" w:color="auto" w:fill="FFFFFF"/>
         </w:rPr>
       </w:pPr>
+      <w:r>
+        <w:rPr>
+          <w:rFonts w:ascii="Times New Roman" w:hAnsi="Times New Roman" w:cs="Times New Roman"/>
+          <w:b/>
+          <w:color w:val="060D31"/>
+          <w:sz w:val="24"/>
+          <w:szCs w:val="24"/>
+          <w:shd w:val="clear" w:color="auto" w:fill="FFFFFF"/>
+        </w:rPr>
+        <w:drawing>
+          <wp:inline distT="0" distB="0" distL="0" distR="0" wp14:anchorId="75E05758" wp14:editId="6C24B398">
+            <wp:extent cx="4062249" cy="1127098"/>
+            <wp:effectExtent l="0" t="0" r="0" b="0"/>
+            <wp:docPr id="11" name="Рисунок 11"/>
+            <wp:cNvGraphicFramePr>
+              <a:graphicFrameLocks xmlns:a="http://schemas.openxmlformats.org/drawingml/2006/main" noChangeAspect="1"/>
+            </wp:cNvGraphicFramePr>
+            <a:graphic xmlns:a="http://schemas.openxmlformats.org/drawingml/2006/main">
+              <a:graphicData uri="http://schemas.openxmlformats.org/drawingml/2006/picture">
+                <pic:pic xmlns:pic="http://schemas.openxmlformats.org/drawingml/2006/picture">
+                  <pic:nvPicPr>
+                    <pic:cNvPr id="1" name=""/>
+                    <pic:cNvPicPr/>
+                  </pic:nvPicPr>
+                  <pic:blipFill>
+                    <a:blip r:embed="rId13">
+                      <a:extLst>
+                        <a:ext uri="{BEBA8EAE-BF5A-486C-A8C5-ECC9F3942E4B}">
+                          <a14:imgProps xmlns:a14="http://schemas.microsoft.com/office/drawing/2010/main">
+                            <a14:imgLayer r:embed="rId14">
+                              <a14:imgEffect>
+                                <a14:sharpenSoften amount="100000"/>
+                              </a14:imgEffect>
+                            </a14:imgLayer>
+                          </a14:imgProps>
+                        </a:ext>
+                      </a:extLst>
+                    </a:blip>
+                    <a:stretch>
+                      <a:fillRect/>
+                    </a:stretch>
+                  </pic:blipFill>
+                  <pic:spPr>
+                    <a:xfrm>
+                      <a:off x="0" y="0"/>
+                      <a:ext cx="4089796" cy="1134741"/>
+                    </a:xfrm>
+                    <a:prstGeom prst="rect">
+                      <a:avLst/>
+                    </a:prstGeom>
+                  </pic:spPr>
+                </pic:pic>
+              </a:graphicData>
+            </a:graphic>
+          </wp:inline>
+        </w:drawing>
+      </w:r>
     </w:p>
     <w:p>
       <w:pPr>
@@ -9489,7 +9803,488 @@
           <w:szCs w:val="24"/>
           <w:shd w:val="clear" w:color="auto" w:fill="FFFFFF"/>
         </w:rPr>
-        <w:t>Выводы:</w:t>
+        <w:drawing>
+          <wp:inline distT="0" distB="0" distL="0" distR="0" wp14:anchorId="381B13C0" wp14:editId="33660E56">
+            <wp:extent cx="5099027" cy="3597966"/>
+            <wp:effectExtent l="0" t="0" r="6985" b="2540"/>
+            <wp:docPr id="12" name="Рисунок 12"/>
+            <wp:cNvGraphicFramePr>
+              <a:graphicFrameLocks xmlns:a="http://schemas.openxmlformats.org/drawingml/2006/main" noChangeAspect="1"/>
+            </wp:cNvGraphicFramePr>
+            <a:graphic xmlns:a="http://schemas.openxmlformats.org/drawingml/2006/main">
+              <a:graphicData uri="http://schemas.openxmlformats.org/drawingml/2006/picture">
+                <pic:pic xmlns:pic="http://schemas.openxmlformats.org/drawingml/2006/picture">
+                  <pic:nvPicPr>
+                    <pic:cNvPr id="1" name=""/>
+                    <pic:cNvPicPr/>
+                  </pic:nvPicPr>
+                  <pic:blipFill>
+                    <a:blip r:embed="rId15">
+                      <a:extLst>
+                        <a:ext uri="{BEBA8EAE-BF5A-486C-A8C5-ECC9F3942E4B}">
+                          <a14:imgProps xmlns:a14="http://schemas.microsoft.com/office/drawing/2010/main">
+                            <a14:imgLayer r:embed="rId16">
+                              <a14:imgEffect>
+                                <a14:sharpenSoften amount="100000"/>
+                              </a14:imgEffect>
+                            </a14:imgLayer>
+                          </a14:imgProps>
+                        </a:ext>
+                      </a:extLst>
+                    </a:blip>
+                    <a:stretch>
+                      <a:fillRect/>
+                    </a:stretch>
+                  </pic:blipFill>
+                  <pic:spPr>
+                    <a:xfrm>
+                      <a:off x="0" y="0"/>
+                      <a:ext cx="5127873" cy="3618321"/>
+                    </a:xfrm>
+                    <a:prstGeom prst="rect">
+                      <a:avLst/>
+                    </a:prstGeom>
+                  </pic:spPr>
+                </pic:pic>
+              </a:graphicData>
+            </a:graphic>
+          </wp:inline>
+        </w:drawing>
+      </w:r>
+    </w:p>
+    <w:p>
+      <w:pPr>
+        <w:tabs>
+          <w:tab w:val="left" w:pos="284"/>
+        </w:tabs>
+        <w:spacing w:after="0" w:line="240" w:lineRule="auto"/>
+        <w:jc w:val="both"/>
+        <w:rPr>
+          <w:rFonts w:ascii="Times New Roman" w:hAnsi="Times New Roman" w:cs="Times New Roman"/>
+          <w:b/>
+          <w:color w:val="060D31"/>
+          <w:sz w:val="24"/>
+          <w:szCs w:val="24"/>
+          <w:shd w:val="clear" w:color="auto" w:fill="FFFFFF"/>
+        </w:rPr>
+      </w:pPr>
+    </w:p>
+    <w:p>
+      <w:pPr>
+        <w:tabs>
+          <w:tab w:val="left" w:pos="284"/>
+        </w:tabs>
+        <w:spacing w:after="0" w:line="240" w:lineRule="auto"/>
+        <w:jc w:val="both"/>
+        <w:rPr>
+          <w:rFonts w:ascii="Times New Roman" w:hAnsi="Times New Roman" w:cs="Times New Roman"/>
+          <w:b/>
+          <w:color w:val="060D31"/>
+          <w:sz w:val="24"/>
+          <w:szCs w:val="24"/>
+          <w:shd w:val="clear" w:color="auto" w:fill="FFFFFF"/>
+        </w:rPr>
+      </w:pPr>
+      <w:r>
+        <w:rPr>
+          <w:rFonts w:ascii="Times New Roman" w:hAnsi="Times New Roman" w:cs="Times New Roman"/>
+          <w:b/>
+          <w:color w:val="060D31"/>
+          <w:sz w:val="24"/>
+          <w:szCs w:val="24"/>
+          <w:shd w:val="clear" w:color="auto" w:fill="FFFFFF"/>
+        </w:rPr>
+        <w:lastRenderedPageBreak/>
+        <w:drawing>
+          <wp:inline distT="0" distB="0" distL="0" distR="0" wp14:anchorId="336934F7" wp14:editId="5987902B">
+            <wp:extent cx="6645910" cy="5078730"/>
+            <wp:effectExtent l="0" t="0" r="2540" b="7620"/>
+            <wp:docPr id="13" name="Рисунок 13"/>
+            <wp:cNvGraphicFramePr>
+              <a:graphicFrameLocks xmlns:a="http://schemas.openxmlformats.org/drawingml/2006/main" noChangeAspect="1"/>
+            </wp:cNvGraphicFramePr>
+            <a:graphic xmlns:a="http://schemas.openxmlformats.org/drawingml/2006/main">
+              <a:graphicData uri="http://schemas.openxmlformats.org/drawingml/2006/picture">
+                <pic:pic xmlns:pic="http://schemas.openxmlformats.org/drawingml/2006/picture">
+                  <pic:nvPicPr>
+                    <pic:cNvPr id="1" name=""/>
+                    <pic:cNvPicPr/>
+                  </pic:nvPicPr>
+                  <pic:blipFill>
+                    <a:blip r:embed="rId17">
+                      <a:extLst>
+                        <a:ext uri="{BEBA8EAE-BF5A-486C-A8C5-ECC9F3942E4B}">
+                          <a14:imgProps xmlns:a14="http://schemas.microsoft.com/office/drawing/2010/main">
+                            <a14:imgLayer r:embed="rId18">
+                              <a14:imgEffect>
+                                <a14:sharpenSoften amount="100000"/>
+                              </a14:imgEffect>
+                            </a14:imgLayer>
+                          </a14:imgProps>
+                        </a:ext>
+                      </a:extLst>
+                    </a:blip>
+                    <a:stretch>
+                      <a:fillRect/>
+                    </a:stretch>
+                  </pic:blipFill>
+                  <pic:spPr>
+                    <a:xfrm>
+                      <a:off x="0" y="0"/>
+                      <a:ext cx="6645910" cy="5078730"/>
+                    </a:xfrm>
+                    <a:prstGeom prst="rect">
+                      <a:avLst/>
+                    </a:prstGeom>
+                  </pic:spPr>
+                </pic:pic>
+              </a:graphicData>
+            </a:graphic>
+          </wp:inline>
+        </w:drawing>
+      </w:r>
+    </w:p>
+    <w:p>
+      <w:pPr>
+        <w:tabs>
+          <w:tab w:val="left" w:pos="284"/>
+        </w:tabs>
+        <w:spacing w:after="0" w:line="240" w:lineRule="auto"/>
+        <w:jc w:val="both"/>
+        <w:rPr>
+          <w:rFonts w:ascii="Times New Roman" w:hAnsi="Times New Roman" w:cs="Times New Roman"/>
+          <w:b/>
+          <w:color w:val="060D31"/>
+          <w:sz w:val="24"/>
+          <w:szCs w:val="24"/>
+          <w:shd w:val="clear" w:color="auto" w:fill="FFFFFF"/>
+        </w:rPr>
+      </w:pPr>
+      <w:r>
+        <w:rPr>
+          <w:rFonts w:ascii="Times New Roman" w:hAnsi="Times New Roman" w:cs="Times New Roman"/>
+          <w:b/>
+          <w:color w:val="060D31"/>
+          <w:sz w:val="24"/>
+          <w:szCs w:val="24"/>
+          <w:shd w:val="clear" w:color="auto" w:fill="FFFFFF"/>
+        </w:rPr>
+        <w:drawing>
+          <wp:inline distT="0" distB="0" distL="0" distR="0" wp14:anchorId="4BC993C3" wp14:editId="4C8BBE3F">
+            <wp:extent cx="6366752" cy="4522304"/>
+            <wp:effectExtent l="0" t="0" r="0" b="0"/>
+            <wp:docPr id="14" name="Рисунок 14"/>
+            <wp:cNvGraphicFramePr>
+              <a:graphicFrameLocks xmlns:a="http://schemas.openxmlformats.org/drawingml/2006/main" noChangeAspect="1"/>
+            </wp:cNvGraphicFramePr>
+            <a:graphic xmlns:a="http://schemas.openxmlformats.org/drawingml/2006/main">
+              <a:graphicData uri="http://schemas.openxmlformats.org/drawingml/2006/picture">
+                <pic:pic xmlns:pic="http://schemas.openxmlformats.org/drawingml/2006/picture">
+                  <pic:nvPicPr>
+                    <pic:cNvPr id="1" name=""/>
+                    <pic:cNvPicPr/>
+                  </pic:nvPicPr>
+                  <pic:blipFill>
+                    <a:blip r:embed="rId19">
+                      <a:extLst>
+                        <a:ext uri="{BEBA8EAE-BF5A-486C-A8C5-ECC9F3942E4B}">
+                          <a14:imgProps xmlns:a14="http://schemas.microsoft.com/office/drawing/2010/main">
+                            <a14:imgLayer r:embed="rId20">
+                              <a14:imgEffect>
+                                <a14:sharpenSoften amount="100000"/>
+                              </a14:imgEffect>
+                            </a14:imgLayer>
+                          </a14:imgProps>
+                        </a:ext>
+                      </a:extLst>
+                    </a:blip>
+                    <a:stretch>
+                      <a:fillRect/>
+                    </a:stretch>
+                  </pic:blipFill>
+                  <pic:spPr>
+                    <a:xfrm>
+                      <a:off x="0" y="0"/>
+                      <a:ext cx="6392952" cy="4540914"/>
+                    </a:xfrm>
+                    <a:prstGeom prst="rect">
+                      <a:avLst/>
+                    </a:prstGeom>
+                  </pic:spPr>
+                </pic:pic>
+              </a:graphicData>
+            </a:graphic>
+          </wp:inline>
+        </w:drawing>
+      </w:r>
+    </w:p>
+    <w:p>
+      <w:pPr>
+        <w:tabs>
+          <w:tab w:val="left" w:pos="284"/>
+        </w:tabs>
+        <w:spacing w:after="0" w:line="240" w:lineRule="auto"/>
+        <w:jc w:val="both"/>
+        <w:rPr>
+          <w:rFonts w:ascii="Times New Roman" w:hAnsi="Times New Roman" w:cs="Times New Roman"/>
+          <w:b/>
+          <w:color w:val="060D31"/>
+          <w:sz w:val="24"/>
+          <w:szCs w:val="24"/>
+          <w:shd w:val="clear" w:color="auto" w:fill="FFFFFF"/>
+        </w:rPr>
+      </w:pPr>
+      <w:r>
+        <w:rPr>
+          <w:rFonts w:ascii="Times New Roman" w:hAnsi="Times New Roman" w:cs="Times New Roman"/>
+          <w:b/>
+          <w:color w:val="060D31"/>
+          <w:sz w:val="24"/>
+          <w:szCs w:val="24"/>
+          <w:shd w:val="clear" w:color="auto" w:fill="FFFFFF"/>
+        </w:rPr>
+        <w:lastRenderedPageBreak/>
+        <w:drawing>
+          <wp:inline distT="0" distB="0" distL="0" distR="0" wp14:anchorId="0810462B" wp14:editId="00CDA3A5">
+            <wp:extent cx="6645910" cy="5004435"/>
+            <wp:effectExtent l="0" t="0" r="2540" b="5715"/>
+            <wp:docPr id="15" name="Рисунок 15"/>
+            <wp:cNvGraphicFramePr>
+              <a:graphicFrameLocks xmlns:a="http://schemas.openxmlformats.org/drawingml/2006/main" noChangeAspect="1"/>
+            </wp:cNvGraphicFramePr>
+            <a:graphic xmlns:a="http://schemas.openxmlformats.org/drawingml/2006/main">
+              <a:graphicData uri="http://schemas.openxmlformats.org/drawingml/2006/picture">
+                <pic:pic xmlns:pic="http://schemas.openxmlformats.org/drawingml/2006/picture">
+                  <pic:nvPicPr>
+                    <pic:cNvPr id="1" name=""/>
+                    <pic:cNvPicPr/>
+                  </pic:nvPicPr>
+                  <pic:blipFill>
+                    <a:blip r:embed="rId21">
+                      <a:extLst>
+                        <a:ext uri="{BEBA8EAE-BF5A-486C-A8C5-ECC9F3942E4B}">
+                          <a14:imgProps xmlns:a14="http://schemas.microsoft.com/office/drawing/2010/main">
+                            <a14:imgLayer r:embed="rId22">
+                              <a14:imgEffect>
+                                <a14:sharpenSoften amount="100000"/>
+                              </a14:imgEffect>
+                            </a14:imgLayer>
+                          </a14:imgProps>
+                        </a:ext>
+                      </a:extLst>
+                    </a:blip>
+                    <a:stretch>
+                      <a:fillRect/>
+                    </a:stretch>
+                  </pic:blipFill>
+                  <pic:spPr>
+                    <a:xfrm>
+                      <a:off x="0" y="0"/>
+                      <a:ext cx="6645910" cy="5004435"/>
+                    </a:xfrm>
+                    <a:prstGeom prst="rect">
+                      <a:avLst/>
+                    </a:prstGeom>
+                  </pic:spPr>
+                </pic:pic>
+              </a:graphicData>
+            </a:graphic>
+          </wp:inline>
+        </w:drawing>
+      </w:r>
+    </w:p>
+    <w:p>
+      <w:pPr>
+        <w:tabs>
+          <w:tab w:val="left" w:pos="284"/>
+        </w:tabs>
+        <w:spacing w:after="0" w:line="240" w:lineRule="auto"/>
+        <w:jc w:val="both"/>
+        <w:rPr>
+          <w:rFonts w:ascii="Times New Roman" w:hAnsi="Times New Roman" w:cs="Times New Roman"/>
+          <w:b/>
+          <w:color w:val="060D31"/>
+          <w:sz w:val="24"/>
+          <w:szCs w:val="24"/>
+          <w:shd w:val="clear" w:color="auto" w:fill="FFFFFF"/>
+        </w:rPr>
+      </w:pPr>
+      <w:r>
+        <w:rPr>
+          <w:rFonts w:ascii="Times New Roman" w:hAnsi="Times New Roman" w:cs="Times New Roman"/>
+          <w:b/>
+          <w:color w:val="060D31"/>
+          <w:sz w:val="24"/>
+          <w:szCs w:val="24"/>
+          <w:shd w:val="clear" w:color="auto" w:fill="FFFFFF"/>
+        </w:rPr>
+        <w:drawing>
+          <wp:inline distT="0" distB="0" distL="0" distR="0" wp14:anchorId="32E6CADC" wp14:editId="5906EF70">
+            <wp:extent cx="6645910" cy="4698365"/>
+            <wp:effectExtent l="0" t="0" r="2540" b="6985"/>
+            <wp:docPr id="16" name="Рисунок 16"/>
+            <wp:cNvGraphicFramePr>
+              <a:graphicFrameLocks xmlns:a="http://schemas.openxmlformats.org/drawingml/2006/main" noChangeAspect="1"/>
+            </wp:cNvGraphicFramePr>
+            <a:graphic xmlns:a="http://schemas.openxmlformats.org/drawingml/2006/main">
+              <a:graphicData uri="http://schemas.openxmlformats.org/drawingml/2006/picture">
+                <pic:pic xmlns:pic="http://schemas.openxmlformats.org/drawingml/2006/picture">
+                  <pic:nvPicPr>
+                    <pic:cNvPr id="1" name=""/>
+                    <pic:cNvPicPr/>
+                  </pic:nvPicPr>
+                  <pic:blipFill>
+                    <a:blip r:embed="rId23">
+                      <a:extLst>
+                        <a:ext uri="{BEBA8EAE-BF5A-486C-A8C5-ECC9F3942E4B}">
+                          <a14:imgProps xmlns:a14="http://schemas.microsoft.com/office/drawing/2010/main">
+                            <a14:imgLayer r:embed="rId24">
+                              <a14:imgEffect>
+                                <a14:sharpenSoften amount="100000"/>
+                              </a14:imgEffect>
+                            </a14:imgLayer>
+                          </a14:imgProps>
+                        </a:ext>
+                      </a:extLst>
+                    </a:blip>
+                    <a:stretch>
+                      <a:fillRect/>
+                    </a:stretch>
+                  </pic:blipFill>
+                  <pic:spPr>
+                    <a:xfrm>
+                      <a:off x="0" y="0"/>
+                      <a:ext cx="6645910" cy="4698365"/>
+                    </a:xfrm>
+                    <a:prstGeom prst="rect">
+                      <a:avLst/>
+                    </a:prstGeom>
+                  </pic:spPr>
+                </pic:pic>
+              </a:graphicData>
+            </a:graphic>
+          </wp:inline>
+        </w:drawing>
+      </w:r>
+    </w:p>
+    <w:p>
+      <w:pPr>
+        <w:tabs>
+          <w:tab w:val="left" w:pos="284"/>
+        </w:tabs>
+        <w:spacing w:after="0" w:line="240" w:lineRule="auto"/>
+        <w:jc w:val="both"/>
+        <w:rPr>
+          <w:rFonts w:ascii="Times New Roman" w:hAnsi="Times New Roman" w:cs="Times New Roman"/>
+          <w:b/>
+          <w:color w:val="060D31"/>
+          <w:sz w:val="24"/>
+          <w:szCs w:val="24"/>
+          <w:shd w:val="clear" w:color="auto" w:fill="FFFFFF"/>
+        </w:rPr>
+      </w:pPr>
+      <w:r>
+        <w:rPr>
+          <w:rFonts w:ascii="Times New Roman" w:hAnsi="Times New Roman" w:cs="Times New Roman"/>
+          <w:b/>
+          <w:color w:val="060D31"/>
+          <w:sz w:val="24"/>
+          <w:szCs w:val="24"/>
+          <w:shd w:val="clear" w:color="auto" w:fill="FFFFFF"/>
+        </w:rPr>
+        <w:lastRenderedPageBreak/>
+        <w:drawing>
+          <wp:inline distT="0" distB="0" distL="0" distR="0" wp14:anchorId="2D142E51" wp14:editId="5CD7EEAA">
+            <wp:extent cx="6086475" cy="3743325"/>
+            <wp:effectExtent l="0" t="0" r="9525" b="9525"/>
+            <wp:docPr id="17" name="Рисунок 17"/>
+            <wp:cNvGraphicFramePr>
+              <a:graphicFrameLocks xmlns:a="http://schemas.openxmlformats.org/drawingml/2006/main" noChangeAspect="1"/>
+            </wp:cNvGraphicFramePr>
+            <a:graphic xmlns:a="http://schemas.openxmlformats.org/drawingml/2006/main">
+              <a:graphicData uri="http://schemas.openxmlformats.org/drawingml/2006/picture">
+                <pic:pic xmlns:pic="http://schemas.openxmlformats.org/drawingml/2006/picture">
+                  <pic:nvPicPr>
+                    <pic:cNvPr id="1" name=""/>
+                    <pic:cNvPicPr/>
+                  </pic:nvPicPr>
+                  <pic:blipFill>
+                    <a:blip r:embed="rId25">
+                      <a:extLst>
+                        <a:ext uri="{BEBA8EAE-BF5A-486C-A8C5-ECC9F3942E4B}">
+                          <a14:imgProps xmlns:a14="http://schemas.microsoft.com/office/drawing/2010/main">
+                            <a14:imgLayer r:embed="rId26">
+                              <a14:imgEffect>
+                                <a14:sharpenSoften amount="100000"/>
+                              </a14:imgEffect>
+                            </a14:imgLayer>
+                          </a14:imgProps>
+                        </a:ext>
+                      </a:extLst>
+                    </a:blip>
+                    <a:stretch>
+                      <a:fillRect/>
+                    </a:stretch>
+                  </pic:blipFill>
+                  <pic:spPr>
+                    <a:xfrm>
+                      <a:off x="0" y="0"/>
+                      <a:ext cx="6086475" cy="3743325"/>
+                    </a:xfrm>
+                    <a:prstGeom prst="rect">
+                      <a:avLst/>
+                    </a:prstGeom>
+                  </pic:spPr>
+                </pic:pic>
+              </a:graphicData>
+            </a:graphic>
+          </wp:inline>
+        </w:drawing>
+      </w:r>
+    </w:p>
+    <w:p>
+      <w:pPr>
+        <w:tabs>
+          <w:tab w:val="left" w:pos="284"/>
+        </w:tabs>
+        <w:spacing w:after="0" w:line="240" w:lineRule="auto"/>
+        <w:jc w:val="both"/>
+        <w:rPr>
+          <w:rFonts w:ascii="Times New Roman" w:hAnsi="Times New Roman" w:cs="Times New Roman"/>
+          <w:b/>
+          <w:color w:val="060D31"/>
+          <w:sz w:val="24"/>
+          <w:szCs w:val="24"/>
+          <w:shd w:val="clear" w:color="auto" w:fill="FFFFFF"/>
+        </w:rPr>
+      </w:pPr>
+    </w:p>
+    <w:p>
+      <w:pPr>
+        <w:tabs>
+          <w:tab w:val="left" w:pos="284"/>
+        </w:tabs>
+        <w:spacing w:after="0" w:line="240" w:lineRule="auto"/>
+        <w:jc w:val="both"/>
+        <w:rPr>
+          <w:rFonts w:ascii="Times New Roman" w:hAnsi="Times New Roman" w:cs="Times New Roman"/>
+          <w:b/>
+          <w:color w:val="060D31"/>
+          <w:sz w:val="24"/>
+          <w:szCs w:val="24"/>
+          <w:shd w:val="clear" w:color="auto" w:fill="FFFFFF"/>
+        </w:rPr>
+      </w:pPr>
+      <w:r>
+        <w:rPr>
+          <w:rFonts w:ascii="Times New Roman" w:hAnsi="Times New Roman" w:cs="Times New Roman"/>
+          <w:b/>
+          <w:color w:val="060D31"/>
+          <w:sz w:val="24"/>
+          <w:szCs w:val="24"/>
+          <w:shd w:val="clear" w:color="auto" w:fill="FFFFFF"/>
+        </w:rPr>
+        <w:t>Выводы (по всем платформам, так и в разрезе платформ тенденция одинаковая):</w:t>
       </w:r>
     </w:p>
     <w:p>
@@ -9825,7 +10620,6 @@
           <w:szCs w:val="24"/>
           <w:shd w:val="clear" w:color="auto" w:fill="FFFFFF"/>
         </w:rPr>
-        <w:lastRenderedPageBreak/>
         <w:t>Запустить новый A/B-тест с другим чередованием платных и органических элементов, визуальным выделением платных элементов с одновременным увеличением объема выборки.</w:t>
       </w:r>
     </w:p>
@@ -9852,7 +10646,7 @@
           <w:tab w:val="left" w:pos="284"/>
         </w:tabs>
         <w:spacing w:after="0" w:line="240" w:lineRule="auto"/>
-        <w:jc w:val="both"/>
+        <w:jc w:val="center"/>
         <w:rPr>
           <w:rFonts w:ascii="Times New Roman" w:hAnsi="Times New Roman" w:cs="Times New Roman"/>
           <w:b/>
@@ -9866,11 +10660,2420 @@
         <w:rPr>
           <w:rFonts w:ascii="Times New Roman" w:hAnsi="Times New Roman" w:cs="Times New Roman"/>
           <w:b/>
-          <w:color w:val="060D31"/>
+          <w:color w:val="1F1F1F"/>
           <w:sz w:val="24"/>
           <w:szCs w:val="24"/>
           <w:shd w:val="clear" w:color="auto" w:fill="FFFFFF"/>
         </w:rPr>
+        <w:t>Таблица со статистическими данными</w:t>
+      </w:r>
+      <w:r>
+        <w:rPr>
+          <w:rFonts w:ascii="Times New Roman" w:hAnsi="Times New Roman" w:cs="Times New Roman"/>
+          <w:b/>
+          <w:color w:val="1F1F1F"/>
+          <w:sz w:val="24"/>
+          <w:szCs w:val="24"/>
+          <w:shd w:val="clear" w:color="auto" w:fill="FFFFFF"/>
+        </w:rPr>
+        <w:t xml:space="preserve"> по всем платформам</w:t>
+      </w:r>
+    </w:p>
+    <w:tbl>
+      <w:tblPr>
+        <w:tblStyle w:val="a6"/>
+        <w:tblW w:w="0" w:type="auto"/>
+        <w:tblLook w:val="04A0" w:firstRow="1" w:lastRow="0" w:firstColumn="1" w:lastColumn="0" w:noHBand="0" w:noVBand="1"/>
+      </w:tblPr>
+      <w:tblGrid>
+        <w:gridCol w:w="1696"/>
+        <w:gridCol w:w="1843"/>
+        <w:gridCol w:w="1985"/>
+        <w:gridCol w:w="2126"/>
+        <w:gridCol w:w="2806"/>
+      </w:tblGrid>
+      <w:tr>
+        <w:tc>
+          <w:tcPr>
+            <w:tcW w:w="1696" w:type="dxa"/>
+          </w:tcPr>
+          <w:p>
+            <w:pPr>
+              <w:jc w:val="center"/>
+              <w:rPr>
+                <w:rFonts w:ascii="Times New Roman" w:hAnsi="Times New Roman" w:cs="Times New Roman"/>
+                <w:b/>
+                <w:sz w:val="24"/>
+                <w:szCs w:val="24"/>
+              </w:rPr>
+            </w:pPr>
+            <w:r>
+              <w:rPr>
+                <w:rFonts w:ascii="Times New Roman" w:hAnsi="Times New Roman" w:cs="Times New Roman"/>
+                <w:b/>
+                <w:sz w:val="24"/>
+                <w:szCs w:val="24"/>
+              </w:rPr>
+              <w:t>Метрика</w:t>
+            </w:r>
+          </w:p>
+        </w:tc>
+        <w:tc>
+          <w:tcPr>
+            <w:tcW w:w="1843" w:type="dxa"/>
+          </w:tcPr>
+          <w:p>
+            <w:pPr>
+              <w:jc w:val="center"/>
+              <w:rPr>
+                <w:rFonts w:ascii="Times New Roman" w:hAnsi="Times New Roman" w:cs="Times New Roman"/>
+                <w:b/>
+                <w:sz w:val="24"/>
+                <w:szCs w:val="24"/>
+              </w:rPr>
+            </w:pPr>
+            <w:r>
+              <w:rPr>
+                <w:rFonts w:ascii="Times New Roman" w:hAnsi="Times New Roman" w:cs="Times New Roman"/>
+                <w:b/>
+                <w:sz w:val="24"/>
+                <w:szCs w:val="24"/>
+              </w:rPr>
+              <w:t xml:space="preserve">Значение </w:t>
+            </w:r>
+            <w:proofErr w:type="gramStart"/>
+            <w:r>
+              <w:rPr>
+                <w:rFonts w:ascii="Times New Roman" w:hAnsi="Times New Roman" w:cs="Times New Roman"/>
+                <w:b/>
+                <w:sz w:val="24"/>
+                <w:szCs w:val="24"/>
+              </w:rPr>
+              <w:t>контрольной  группы</w:t>
+            </w:r>
+            <w:proofErr w:type="gramEnd"/>
+            <w:r>
+              <w:rPr>
+                <w:rFonts w:ascii="Times New Roman" w:hAnsi="Times New Roman" w:cs="Times New Roman"/>
+                <w:b/>
+                <w:sz w:val="24"/>
+                <w:szCs w:val="24"/>
+              </w:rPr>
+              <w:t xml:space="preserve"> </w:t>
+            </w:r>
+            <w:r>
+              <w:rPr>
+                <w:rFonts w:ascii="Times New Roman" w:hAnsi="Times New Roman" w:cs="Times New Roman"/>
+                <w:b/>
+                <w:sz w:val="24"/>
+                <w:szCs w:val="24"/>
+              </w:rPr>
+              <w:t>А</w:t>
+            </w:r>
+          </w:p>
+        </w:tc>
+        <w:tc>
+          <w:tcPr>
+            <w:tcW w:w="1985" w:type="dxa"/>
+          </w:tcPr>
+          <w:p>
+            <w:pPr>
+              <w:jc w:val="center"/>
+              <w:rPr>
+                <w:rFonts w:ascii="Times New Roman" w:hAnsi="Times New Roman" w:cs="Times New Roman"/>
+                <w:b/>
+                <w:sz w:val="24"/>
+                <w:szCs w:val="24"/>
+              </w:rPr>
+            </w:pPr>
+            <w:r>
+              <w:rPr>
+                <w:rFonts w:ascii="Times New Roman" w:hAnsi="Times New Roman" w:cs="Times New Roman"/>
+                <w:b/>
+                <w:sz w:val="24"/>
+                <w:szCs w:val="24"/>
+              </w:rPr>
+              <w:t xml:space="preserve">Значение тестовой группы </w:t>
+            </w:r>
+            <w:r>
+              <w:rPr>
+                <w:rFonts w:ascii="Times New Roman" w:hAnsi="Times New Roman" w:cs="Times New Roman"/>
+                <w:b/>
+                <w:sz w:val="24"/>
+                <w:szCs w:val="24"/>
+              </w:rPr>
+              <w:t>В</w:t>
+            </w:r>
+          </w:p>
+        </w:tc>
+        <w:tc>
+          <w:tcPr>
+            <w:tcW w:w="2126" w:type="dxa"/>
+          </w:tcPr>
+          <w:p>
+            <w:pPr>
+              <w:jc w:val="center"/>
+              <w:rPr>
+                <w:rFonts w:ascii="Times New Roman" w:hAnsi="Times New Roman" w:cs="Times New Roman"/>
+                <w:b/>
+                <w:sz w:val="24"/>
+                <w:szCs w:val="24"/>
+              </w:rPr>
+            </w:pPr>
+            <w:r>
+              <w:rPr>
+                <w:rFonts w:ascii="Times New Roman" w:hAnsi="Times New Roman" w:cs="Times New Roman"/>
+                <w:b/>
+                <w:sz w:val="24"/>
+                <w:szCs w:val="24"/>
+              </w:rPr>
+              <w:t>Относительная разница</w:t>
+            </w:r>
+            <w:r>
+              <w:rPr>
+                <w:rFonts w:ascii="Times New Roman" w:hAnsi="Times New Roman" w:cs="Times New Roman"/>
+                <w:b/>
+                <w:sz w:val="24"/>
+                <w:szCs w:val="24"/>
+              </w:rPr>
+              <w:t xml:space="preserve"> B от A</w:t>
+            </w:r>
+          </w:p>
+        </w:tc>
+        <w:tc>
+          <w:tcPr>
+            <w:tcW w:w="2806" w:type="dxa"/>
+          </w:tcPr>
+          <w:p>
+            <w:pPr>
+              <w:jc w:val="center"/>
+              <w:rPr>
+                <w:rFonts w:ascii="Times New Roman" w:hAnsi="Times New Roman" w:cs="Times New Roman"/>
+                <w:b/>
+                <w:sz w:val="24"/>
+                <w:szCs w:val="24"/>
+              </w:rPr>
+            </w:pPr>
+            <w:r>
+              <w:rPr>
+                <w:rFonts w:ascii="Times New Roman" w:hAnsi="Times New Roman" w:cs="Times New Roman"/>
+                <w:b/>
+                <w:sz w:val="24"/>
+                <w:szCs w:val="24"/>
+              </w:rPr>
+              <w:t>Уровень значимости различий</w:t>
+            </w:r>
+            <w:r>
+              <w:rPr>
+                <w:rFonts w:ascii="Times New Roman" w:hAnsi="Times New Roman" w:cs="Times New Roman"/>
+                <w:b/>
+                <w:sz w:val="24"/>
+                <w:szCs w:val="24"/>
+              </w:rPr>
+              <w:t xml:space="preserve"> </w:t>
+            </w:r>
+            <w:r>
+              <w:rPr>
+                <w:rFonts w:ascii="Times New Roman" w:hAnsi="Times New Roman" w:cs="Times New Roman"/>
+                <w:b/>
+                <w:sz w:val="24"/>
+                <w:szCs w:val="24"/>
+                <w:lang w:val="en-US"/>
+              </w:rPr>
+              <w:t>p</w:t>
+            </w:r>
+            <w:r>
+              <w:rPr>
+                <w:rFonts w:ascii="Times New Roman" w:hAnsi="Times New Roman" w:cs="Times New Roman"/>
+                <w:b/>
+                <w:sz w:val="24"/>
+                <w:szCs w:val="24"/>
+              </w:rPr>
+              <w:t>_</w:t>
+            </w:r>
+            <w:r>
+              <w:rPr>
+                <w:rFonts w:ascii="Times New Roman" w:hAnsi="Times New Roman" w:cs="Times New Roman"/>
+                <w:b/>
+                <w:sz w:val="24"/>
+                <w:szCs w:val="24"/>
+                <w:lang w:val="en-US"/>
+              </w:rPr>
+              <w:t>value</w:t>
+            </w:r>
+          </w:p>
+        </w:tc>
+      </w:tr>
+      <w:tr>
+        <w:tc>
+          <w:tcPr>
+            <w:tcW w:w="10456" w:type="dxa"/>
+            <w:gridSpan w:val="5"/>
+          </w:tcPr>
+          <w:p>
+            <w:pPr>
+              <w:jc w:val="center"/>
+              <w:rPr>
+                <w:rFonts w:ascii="Times New Roman" w:hAnsi="Times New Roman" w:cs="Times New Roman"/>
+                <w:b/>
+                <w:sz w:val="24"/>
+                <w:szCs w:val="24"/>
+              </w:rPr>
+            </w:pPr>
+            <w:r>
+              <w:rPr>
+                <w:rFonts w:ascii="Times New Roman" w:hAnsi="Times New Roman" w:cs="Times New Roman"/>
+                <w:b/>
+                <w:color w:val="1F1F1F"/>
+                <w:sz w:val="24"/>
+                <w:szCs w:val="24"/>
+                <w:shd w:val="clear" w:color="auto" w:fill="FFFFFF"/>
+              </w:rPr>
+              <w:t>Все платформы</w:t>
+            </w:r>
+          </w:p>
+        </w:tc>
+      </w:tr>
+      <w:tr>
+        <w:tc>
+          <w:tcPr>
+            <w:tcW w:w="1696" w:type="dxa"/>
+          </w:tcPr>
+          <w:p>
+            <w:pPr>
+              <w:rPr>
+                <w:rFonts w:ascii="Times New Roman" w:hAnsi="Times New Roman" w:cs="Times New Roman"/>
+                <w:sz w:val="24"/>
+                <w:szCs w:val="24"/>
+              </w:rPr>
+            </w:pPr>
+            <w:r>
+              <w:rPr>
+                <w:rFonts w:ascii="Times New Roman" w:hAnsi="Times New Roman" w:cs="Times New Roman"/>
+                <w:color w:val="0F1115"/>
+                <w:sz w:val="24"/>
+                <w:szCs w:val="24"/>
+              </w:rPr>
+              <w:t>RPM</w:t>
+            </w:r>
+          </w:p>
+        </w:tc>
+        <w:tc>
+          <w:tcPr>
+            <w:tcW w:w="1843" w:type="dxa"/>
+          </w:tcPr>
+          <w:p>
+            <w:pPr>
+              <w:jc w:val="center"/>
+              <w:rPr>
+                <w:rFonts w:ascii="Times New Roman" w:hAnsi="Times New Roman" w:cs="Times New Roman"/>
+                <w:sz w:val="24"/>
+                <w:szCs w:val="24"/>
+              </w:rPr>
+            </w:pPr>
+            <w:r>
+              <w:rPr>
+                <w:rFonts w:ascii="Times New Roman" w:hAnsi="Times New Roman" w:cs="Times New Roman"/>
+                <w:color w:val="1F1F1F"/>
+                <w:sz w:val="24"/>
+                <w:szCs w:val="24"/>
+                <w:shd w:val="clear" w:color="auto" w:fill="FFFFFF"/>
+              </w:rPr>
+              <w:t>2.4971</w:t>
+            </w:r>
+          </w:p>
+        </w:tc>
+        <w:tc>
+          <w:tcPr>
+            <w:tcW w:w="1985" w:type="dxa"/>
+          </w:tcPr>
+          <w:p>
+            <w:pPr>
+              <w:jc w:val="center"/>
+              <w:rPr>
+                <w:rFonts w:ascii="Times New Roman" w:hAnsi="Times New Roman" w:cs="Times New Roman"/>
+                <w:sz w:val="24"/>
+                <w:szCs w:val="24"/>
+              </w:rPr>
+            </w:pPr>
+            <w:r>
+              <w:rPr>
+                <w:rFonts w:ascii="Times New Roman" w:hAnsi="Times New Roman" w:cs="Times New Roman"/>
+                <w:color w:val="1F1F1F"/>
+                <w:sz w:val="24"/>
+                <w:szCs w:val="24"/>
+                <w:shd w:val="clear" w:color="auto" w:fill="FFFFFF"/>
+              </w:rPr>
+              <w:t>2.9851</w:t>
+            </w:r>
+          </w:p>
+        </w:tc>
+        <w:tc>
+          <w:tcPr>
+            <w:tcW w:w="2126" w:type="dxa"/>
+          </w:tcPr>
+          <w:p>
+            <w:pPr>
+              <w:jc w:val="center"/>
+              <w:rPr>
+                <w:rFonts w:ascii="Times New Roman" w:hAnsi="Times New Roman" w:cs="Times New Roman"/>
+                <w:sz w:val="24"/>
+                <w:szCs w:val="24"/>
+                <w:lang w:val="en-US"/>
+              </w:rPr>
+            </w:pPr>
+            <w:r>
+              <w:rPr>
+                <w:rFonts w:ascii="Times New Roman" w:hAnsi="Times New Roman" w:cs="Times New Roman"/>
+                <w:color w:val="1F1F1F"/>
+                <w:sz w:val="24"/>
+                <w:szCs w:val="24"/>
+                <w:shd w:val="clear" w:color="auto" w:fill="FFFFFF"/>
+              </w:rPr>
+              <w:t>19.54 %</w:t>
+            </w:r>
+            <w:r>
+              <w:rPr>
+                <w:rFonts w:ascii="Times New Roman" w:hAnsi="Times New Roman" w:cs="Times New Roman"/>
+                <w:color w:val="1F1F1F"/>
+                <w:sz w:val="24"/>
+                <w:szCs w:val="24"/>
+                <w:shd w:val="clear" w:color="auto" w:fill="FFFFFF"/>
+                <w:lang w:val="en-US"/>
+              </w:rPr>
+              <w:t xml:space="preserve"> ↑</w:t>
+            </w:r>
+          </w:p>
+        </w:tc>
+        <w:tc>
+          <w:tcPr>
+            <w:tcW w:w="2806" w:type="dxa"/>
+          </w:tcPr>
+          <w:p>
+            <w:pPr>
+              <w:rPr>
+                <w:rFonts w:ascii="Times New Roman" w:hAnsi="Times New Roman" w:cs="Times New Roman"/>
+                <w:sz w:val="24"/>
+                <w:szCs w:val="24"/>
+              </w:rPr>
+            </w:pPr>
+            <w:r>
+              <w:rPr>
+                <w:rFonts w:ascii="Times New Roman" w:hAnsi="Times New Roman" w:cs="Times New Roman"/>
+                <w:sz w:val="24"/>
+                <w:szCs w:val="24"/>
+              </w:rPr>
+              <w:t>0,3604</w:t>
+            </w:r>
+            <w:r>
+              <w:rPr>
+                <w:rFonts w:ascii="Times New Roman" w:hAnsi="Times New Roman" w:cs="Times New Roman"/>
+                <w:sz w:val="24"/>
+                <w:szCs w:val="24"/>
+                <w:lang w:val="en-US"/>
+              </w:rPr>
+              <w:t xml:space="preserve"> – </w:t>
+            </w:r>
+            <w:r>
+              <w:rPr>
+                <w:rFonts w:ascii="Times New Roman" w:hAnsi="Times New Roman" w:cs="Times New Roman"/>
+                <w:sz w:val="24"/>
+                <w:szCs w:val="24"/>
+              </w:rPr>
+              <w:t>не значимо</w:t>
+            </w:r>
+          </w:p>
+        </w:tc>
+      </w:tr>
+      <w:tr>
+        <w:tc>
+          <w:tcPr>
+            <w:tcW w:w="1696" w:type="dxa"/>
+          </w:tcPr>
+          <w:p>
+            <w:pPr>
+              <w:rPr>
+                <w:rFonts w:ascii="Times New Roman" w:hAnsi="Times New Roman" w:cs="Times New Roman"/>
+                <w:sz w:val="24"/>
+                <w:szCs w:val="24"/>
+              </w:rPr>
+            </w:pPr>
+            <w:r>
+              <w:rPr>
+                <w:rFonts w:ascii="Times New Roman" w:hAnsi="Times New Roman" w:cs="Times New Roman"/>
+                <w:color w:val="0F1115"/>
+                <w:sz w:val="24"/>
+                <w:szCs w:val="24"/>
+              </w:rPr>
+              <w:t>RPS</w:t>
+            </w:r>
+          </w:p>
+        </w:tc>
+        <w:tc>
+          <w:tcPr>
+            <w:tcW w:w="1843" w:type="dxa"/>
+          </w:tcPr>
+          <w:p>
+            <w:pPr>
+              <w:jc w:val="center"/>
+              <w:rPr>
+                <w:rFonts w:ascii="Times New Roman" w:hAnsi="Times New Roman" w:cs="Times New Roman"/>
+                <w:sz w:val="24"/>
+                <w:szCs w:val="24"/>
+              </w:rPr>
+            </w:pPr>
+            <w:r>
+              <w:rPr>
+                <w:rFonts w:ascii="Times New Roman" w:hAnsi="Times New Roman" w:cs="Times New Roman"/>
+                <w:color w:val="1F1F1F"/>
+                <w:sz w:val="24"/>
+                <w:szCs w:val="24"/>
+                <w:shd w:val="clear" w:color="auto" w:fill="FFFFFF"/>
+              </w:rPr>
+              <w:t>0.0049</w:t>
+            </w:r>
+          </w:p>
+        </w:tc>
+        <w:tc>
+          <w:tcPr>
+            <w:tcW w:w="1985" w:type="dxa"/>
+          </w:tcPr>
+          <w:p>
+            <w:pPr>
+              <w:jc w:val="center"/>
+              <w:rPr>
+                <w:rFonts w:ascii="Times New Roman" w:hAnsi="Times New Roman" w:cs="Times New Roman"/>
+                <w:sz w:val="24"/>
+                <w:szCs w:val="24"/>
+              </w:rPr>
+            </w:pPr>
+            <w:r>
+              <w:rPr>
+                <w:rFonts w:ascii="Times New Roman" w:hAnsi="Times New Roman" w:cs="Times New Roman"/>
+                <w:color w:val="1F1F1F"/>
+                <w:sz w:val="24"/>
+                <w:szCs w:val="24"/>
+                <w:shd w:val="clear" w:color="auto" w:fill="FFFFFF"/>
+              </w:rPr>
+              <w:t>0.0055</w:t>
+            </w:r>
+          </w:p>
+        </w:tc>
+        <w:tc>
+          <w:tcPr>
+            <w:tcW w:w="2126" w:type="dxa"/>
+          </w:tcPr>
+          <w:p>
+            <w:pPr>
+              <w:jc w:val="center"/>
+              <w:rPr>
+                <w:rFonts w:ascii="Times New Roman" w:hAnsi="Times New Roman" w:cs="Times New Roman"/>
+                <w:sz w:val="24"/>
+                <w:szCs w:val="24"/>
+                <w:lang w:val="en-US"/>
+              </w:rPr>
+            </w:pPr>
+            <w:r>
+              <w:rPr>
+                <w:rFonts w:ascii="Times New Roman" w:hAnsi="Times New Roman" w:cs="Times New Roman"/>
+                <w:color w:val="1F1F1F"/>
+                <w:sz w:val="24"/>
+                <w:szCs w:val="24"/>
+                <w:shd w:val="clear" w:color="auto" w:fill="FFFFFF"/>
+              </w:rPr>
+              <w:t>12.22 %</w:t>
+            </w:r>
+            <w:r>
+              <w:rPr>
+                <w:rFonts w:ascii="Times New Roman" w:hAnsi="Times New Roman" w:cs="Times New Roman"/>
+                <w:color w:val="1F1F1F"/>
+                <w:sz w:val="24"/>
+                <w:szCs w:val="24"/>
+                <w:shd w:val="clear" w:color="auto" w:fill="FFFFFF"/>
+                <w:lang w:val="en-US"/>
+              </w:rPr>
+              <w:t xml:space="preserve"> ↑</w:t>
+            </w:r>
+          </w:p>
+        </w:tc>
+        <w:tc>
+          <w:tcPr>
+            <w:tcW w:w="2806" w:type="dxa"/>
+          </w:tcPr>
+          <w:p>
+            <w:pPr>
+              <w:rPr>
+                <w:rFonts w:ascii="Times New Roman" w:hAnsi="Times New Roman" w:cs="Times New Roman"/>
+                <w:sz w:val="24"/>
+                <w:szCs w:val="24"/>
+              </w:rPr>
+            </w:pPr>
+            <w:r>
+              <w:rPr>
+                <w:rFonts w:ascii="Times New Roman" w:hAnsi="Times New Roman" w:cs="Times New Roman"/>
+                <w:sz w:val="24"/>
+                <w:szCs w:val="24"/>
+              </w:rPr>
+              <w:t>0,5193</w:t>
+            </w:r>
+            <w:r>
+              <w:rPr>
+                <w:rFonts w:ascii="Times New Roman" w:hAnsi="Times New Roman" w:cs="Times New Roman"/>
+                <w:sz w:val="24"/>
+                <w:szCs w:val="24"/>
+              </w:rPr>
+              <w:t xml:space="preserve"> </w:t>
+            </w:r>
+            <w:r>
+              <w:rPr>
+                <w:rFonts w:ascii="Times New Roman" w:hAnsi="Times New Roman" w:cs="Times New Roman"/>
+                <w:sz w:val="24"/>
+                <w:szCs w:val="24"/>
+                <w:lang w:val="en-US"/>
+              </w:rPr>
+              <w:t xml:space="preserve">– </w:t>
+            </w:r>
+            <w:r>
+              <w:rPr>
+                <w:rFonts w:ascii="Times New Roman" w:hAnsi="Times New Roman" w:cs="Times New Roman"/>
+                <w:sz w:val="24"/>
+                <w:szCs w:val="24"/>
+              </w:rPr>
+              <w:t>не значимо</w:t>
+            </w:r>
+          </w:p>
+        </w:tc>
+      </w:tr>
+      <w:tr>
+        <w:tc>
+          <w:tcPr>
+            <w:tcW w:w="1696" w:type="dxa"/>
+          </w:tcPr>
+          <w:p>
+            <w:pPr>
+              <w:rPr>
+                <w:rFonts w:ascii="Times New Roman" w:hAnsi="Times New Roman" w:cs="Times New Roman"/>
+                <w:sz w:val="24"/>
+                <w:szCs w:val="24"/>
+              </w:rPr>
+            </w:pPr>
+            <w:proofErr w:type="spellStart"/>
+            <w:r>
+              <w:rPr>
+                <w:rFonts w:ascii="Times New Roman" w:hAnsi="Times New Roman" w:cs="Times New Roman"/>
+                <w:color w:val="0F1115"/>
+                <w:sz w:val="24"/>
+                <w:szCs w:val="24"/>
+              </w:rPr>
+              <w:t>Paid</w:t>
+            </w:r>
+            <w:proofErr w:type="spellEnd"/>
+            <w:r>
+              <w:rPr>
+                <w:rFonts w:ascii="Times New Roman" w:hAnsi="Times New Roman" w:cs="Times New Roman"/>
+                <w:color w:val="0F1115"/>
+                <w:sz w:val="24"/>
+                <w:szCs w:val="24"/>
+              </w:rPr>
+              <w:t xml:space="preserve"> CTR</w:t>
+            </w:r>
+          </w:p>
+        </w:tc>
+        <w:tc>
+          <w:tcPr>
+            <w:tcW w:w="1843" w:type="dxa"/>
+          </w:tcPr>
+          <w:p>
+            <w:pPr>
+              <w:jc w:val="center"/>
+              <w:rPr>
+                <w:rFonts w:ascii="Times New Roman" w:hAnsi="Times New Roman" w:cs="Times New Roman"/>
+                <w:sz w:val="24"/>
+                <w:szCs w:val="24"/>
+                <w:lang w:val="en-US"/>
+              </w:rPr>
+            </w:pPr>
+            <w:r>
+              <w:rPr>
+                <w:rFonts w:ascii="Times New Roman" w:hAnsi="Times New Roman" w:cs="Times New Roman"/>
+                <w:color w:val="1F1F1F"/>
+                <w:sz w:val="24"/>
+                <w:szCs w:val="24"/>
+                <w:shd w:val="clear" w:color="auto" w:fill="FFFFFF"/>
+              </w:rPr>
+              <w:t>0.021</w:t>
+            </w:r>
+          </w:p>
+        </w:tc>
+        <w:tc>
+          <w:tcPr>
+            <w:tcW w:w="1985" w:type="dxa"/>
+          </w:tcPr>
+          <w:p>
+            <w:pPr>
+              <w:jc w:val="center"/>
+              <w:rPr>
+                <w:rFonts w:ascii="Times New Roman" w:hAnsi="Times New Roman" w:cs="Times New Roman"/>
+                <w:sz w:val="24"/>
+                <w:szCs w:val="24"/>
+              </w:rPr>
+            </w:pPr>
+            <w:r>
+              <w:rPr>
+                <w:rFonts w:ascii="Times New Roman" w:hAnsi="Times New Roman" w:cs="Times New Roman"/>
+                <w:color w:val="1F1F1F"/>
+                <w:sz w:val="24"/>
+                <w:szCs w:val="24"/>
+                <w:shd w:val="clear" w:color="auto" w:fill="FFFFFF"/>
+              </w:rPr>
+              <w:t>0.0239</w:t>
+            </w:r>
+          </w:p>
+        </w:tc>
+        <w:tc>
+          <w:tcPr>
+            <w:tcW w:w="2126" w:type="dxa"/>
+          </w:tcPr>
+          <w:p>
+            <w:pPr>
+              <w:jc w:val="center"/>
+              <w:rPr>
+                <w:rFonts w:ascii="Times New Roman" w:hAnsi="Times New Roman" w:cs="Times New Roman"/>
+                <w:sz w:val="24"/>
+                <w:szCs w:val="24"/>
+                <w:lang w:val="en-US"/>
+              </w:rPr>
+            </w:pPr>
+            <w:r>
+              <w:rPr>
+                <w:rFonts w:ascii="Times New Roman" w:hAnsi="Times New Roman" w:cs="Times New Roman"/>
+                <w:color w:val="1F1F1F"/>
+                <w:sz w:val="24"/>
+                <w:szCs w:val="24"/>
+                <w:shd w:val="clear" w:color="auto" w:fill="FFFFFF"/>
+              </w:rPr>
+              <w:t>13.78 %</w:t>
+            </w:r>
+            <w:r>
+              <w:rPr>
+                <w:rFonts w:ascii="Times New Roman" w:hAnsi="Times New Roman" w:cs="Times New Roman"/>
+                <w:color w:val="1F1F1F"/>
+                <w:sz w:val="24"/>
+                <w:szCs w:val="24"/>
+                <w:shd w:val="clear" w:color="auto" w:fill="FFFFFF"/>
+                <w:lang w:val="en-US"/>
+              </w:rPr>
+              <w:t xml:space="preserve"> ↑</w:t>
+            </w:r>
+          </w:p>
+        </w:tc>
+        <w:tc>
+          <w:tcPr>
+            <w:tcW w:w="2806" w:type="dxa"/>
+          </w:tcPr>
+          <w:p>
+            <w:pPr>
+              <w:rPr>
+                <w:rFonts w:ascii="Times New Roman" w:hAnsi="Times New Roman" w:cs="Times New Roman"/>
+                <w:sz w:val="24"/>
+                <w:szCs w:val="24"/>
+              </w:rPr>
+            </w:pPr>
+            <w:r>
+              <w:rPr>
+                <w:rFonts w:ascii="Times New Roman" w:hAnsi="Times New Roman" w:cs="Times New Roman"/>
+                <w:sz w:val="24"/>
+                <w:szCs w:val="24"/>
+              </w:rPr>
+              <w:t>0,2298</w:t>
+            </w:r>
+            <w:r>
+              <w:rPr>
+                <w:rFonts w:ascii="Times New Roman" w:hAnsi="Times New Roman" w:cs="Times New Roman"/>
+                <w:sz w:val="24"/>
+                <w:szCs w:val="24"/>
+              </w:rPr>
+              <w:t xml:space="preserve"> </w:t>
+            </w:r>
+            <w:r>
+              <w:rPr>
+                <w:rFonts w:ascii="Times New Roman" w:hAnsi="Times New Roman" w:cs="Times New Roman"/>
+                <w:sz w:val="24"/>
+                <w:szCs w:val="24"/>
+                <w:lang w:val="en-US"/>
+              </w:rPr>
+              <w:t xml:space="preserve">– </w:t>
+            </w:r>
+            <w:r>
+              <w:rPr>
+                <w:rFonts w:ascii="Times New Roman" w:hAnsi="Times New Roman" w:cs="Times New Roman"/>
+                <w:sz w:val="24"/>
+                <w:szCs w:val="24"/>
+              </w:rPr>
+              <w:t>не значимо</w:t>
+            </w:r>
+          </w:p>
+        </w:tc>
+      </w:tr>
+      <w:tr>
+        <w:tc>
+          <w:tcPr>
+            <w:tcW w:w="1696" w:type="dxa"/>
+          </w:tcPr>
+          <w:p>
+            <w:pPr>
+              <w:rPr>
+                <w:rFonts w:ascii="Times New Roman" w:hAnsi="Times New Roman" w:cs="Times New Roman"/>
+                <w:sz w:val="24"/>
+                <w:szCs w:val="24"/>
+              </w:rPr>
+            </w:pPr>
+            <w:proofErr w:type="spellStart"/>
+            <w:r>
+              <w:rPr>
+                <w:rFonts w:ascii="Times New Roman" w:hAnsi="Times New Roman" w:cs="Times New Roman"/>
+                <w:color w:val="0F1115"/>
+                <w:sz w:val="24"/>
+                <w:szCs w:val="24"/>
+              </w:rPr>
+              <w:t>Organic</w:t>
+            </w:r>
+            <w:proofErr w:type="spellEnd"/>
+            <w:r>
+              <w:rPr>
+                <w:rFonts w:ascii="Times New Roman" w:hAnsi="Times New Roman" w:cs="Times New Roman"/>
+                <w:color w:val="0F1115"/>
+                <w:sz w:val="24"/>
+                <w:szCs w:val="24"/>
+              </w:rPr>
+              <w:t xml:space="preserve"> CTR</w:t>
+            </w:r>
+          </w:p>
+        </w:tc>
+        <w:tc>
+          <w:tcPr>
+            <w:tcW w:w="1843" w:type="dxa"/>
+          </w:tcPr>
+          <w:p>
+            <w:pPr>
+              <w:jc w:val="center"/>
+              <w:rPr>
+                <w:rFonts w:ascii="Times New Roman" w:hAnsi="Times New Roman" w:cs="Times New Roman"/>
+                <w:sz w:val="24"/>
+                <w:szCs w:val="24"/>
+              </w:rPr>
+            </w:pPr>
+            <w:r>
+              <w:rPr>
+                <w:rFonts w:ascii="Times New Roman" w:hAnsi="Times New Roman" w:cs="Times New Roman"/>
+                <w:color w:val="1F1F1F"/>
+                <w:sz w:val="24"/>
+                <w:szCs w:val="24"/>
+                <w:shd w:val="clear" w:color="auto" w:fill="FFFFFF"/>
+              </w:rPr>
+              <w:t>0.0674</w:t>
+            </w:r>
+          </w:p>
+        </w:tc>
+        <w:tc>
+          <w:tcPr>
+            <w:tcW w:w="1985" w:type="dxa"/>
+          </w:tcPr>
+          <w:p>
+            <w:pPr>
+              <w:jc w:val="center"/>
+              <w:rPr>
+                <w:rFonts w:ascii="Times New Roman" w:hAnsi="Times New Roman" w:cs="Times New Roman"/>
+                <w:sz w:val="24"/>
+                <w:szCs w:val="24"/>
+              </w:rPr>
+            </w:pPr>
+            <w:r>
+              <w:rPr>
+                <w:rFonts w:ascii="Times New Roman" w:hAnsi="Times New Roman" w:cs="Times New Roman"/>
+                <w:color w:val="1F1F1F"/>
+                <w:sz w:val="24"/>
+                <w:szCs w:val="24"/>
+                <w:shd w:val="clear" w:color="auto" w:fill="FFFFFF"/>
+              </w:rPr>
+              <w:t>0.0321</w:t>
+            </w:r>
+          </w:p>
+        </w:tc>
+        <w:tc>
+          <w:tcPr>
+            <w:tcW w:w="2126" w:type="dxa"/>
+          </w:tcPr>
+          <w:p>
+            <w:pPr>
+              <w:jc w:val="center"/>
+              <w:rPr>
+                <w:rFonts w:ascii="Times New Roman" w:hAnsi="Times New Roman" w:cs="Times New Roman"/>
+                <w:sz w:val="24"/>
+                <w:szCs w:val="24"/>
+              </w:rPr>
+            </w:pPr>
+            <w:r>
+              <w:rPr>
+                <w:rStyle w:val="a3"/>
+                <w:rFonts w:ascii="Times New Roman" w:hAnsi="Times New Roman" w:cs="Times New Roman"/>
+                <w:b w:val="0"/>
+                <w:color w:val="0F1115"/>
+                <w:sz w:val="24"/>
+                <w:szCs w:val="24"/>
+                <w:shd w:val="clear" w:color="auto" w:fill="FFFFFF"/>
+              </w:rPr>
+              <w:t xml:space="preserve">-52.42% </w:t>
+            </w:r>
+            <w:r>
+              <w:rPr>
+                <w:rFonts w:ascii="Times New Roman" w:hAnsi="Times New Roman" w:cs="Times New Roman"/>
+                <w:color w:val="1F1F1F"/>
+                <w:sz w:val="24"/>
+                <w:szCs w:val="24"/>
+                <w:shd w:val="clear" w:color="auto" w:fill="FFFFFF"/>
+                <w:lang w:val="en-US"/>
+              </w:rPr>
+              <w:t>↓</w:t>
+            </w:r>
+          </w:p>
+        </w:tc>
+        <w:tc>
+          <w:tcPr>
+            <w:tcW w:w="2806" w:type="dxa"/>
+          </w:tcPr>
+          <w:p>
+            <w:pPr>
+              <w:rPr>
+                <w:rFonts w:ascii="Times New Roman" w:hAnsi="Times New Roman" w:cs="Times New Roman"/>
+                <w:sz w:val="24"/>
+                <w:szCs w:val="24"/>
+              </w:rPr>
+            </w:pPr>
+            <w:r>
+              <w:rPr>
+                <w:rFonts w:ascii="Times New Roman" w:hAnsi="Times New Roman" w:cs="Times New Roman"/>
+                <w:bCs/>
+                <w:sz w:val="24"/>
+                <w:szCs w:val="24"/>
+                <w:lang w:val="en-US"/>
+              </w:rPr>
+              <w:t>0</w:t>
+            </w:r>
+            <w:r>
+              <w:rPr>
+                <w:rFonts w:ascii="Times New Roman" w:hAnsi="Times New Roman" w:cs="Times New Roman"/>
+                <w:color w:val="0F1115"/>
+                <w:sz w:val="24"/>
+                <w:szCs w:val="24"/>
+                <w:shd w:val="clear" w:color="auto" w:fill="FFFFFF"/>
+              </w:rPr>
+              <w:t> </w:t>
+            </w:r>
+            <w:r>
+              <w:rPr>
+                <w:rFonts w:ascii="Times New Roman" w:hAnsi="Times New Roman" w:cs="Times New Roman"/>
+                <w:sz w:val="24"/>
+                <w:szCs w:val="24"/>
+                <w:lang w:val="en-US"/>
+              </w:rPr>
+              <w:t xml:space="preserve">– </w:t>
+            </w:r>
+            <w:r>
+              <w:rPr>
+                <w:rFonts w:ascii="Times New Roman" w:hAnsi="Times New Roman" w:cs="Times New Roman"/>
+                <w:sz w:val="24"/>
+                <w:szCs w:val="24"/>
+              </w:rPr>
+              <w:t>значимо</w:t>
+            </w:r>
+          </w:p>
+        </w:tc>
+      </w:tr>
+      <w:tr>
+        <w:tc>
+          <w:tcPr>
+            <w:tcW w:w="10456" w:type="dxa"/>
+            <w:gridSpan w:val="5"/>
+          </w:tcPr>
+          <w:p>
+            <w:pPr>
+              <w:jc w:val="center"/>
+              <w:rPr>
+                <w:rFonts w:ascii="Times New Roman" w:hAnsi="Times New Roman" w:cs="Times New Roman"/>
+                <w:b/>
+                <w:bCs/>
+                <w:sz w:val="24"/>
+                <w:szCs w:val="24"/>
+                <w:lang w:val="en-US"/>
+              </w:rPr>
+            </w:pPr>
+            <w:r>
+              <w:rPr>
+                <w:rFonts w:ascii="Times New Roman" w:hAnsi="Times New Roman" w:cs="Times New Roman"/>
+                <w:b/>
+                <w:bCs/>
+                <w:sz w:val="24"/>
+                <w:szCs w:val="24"/>
+                <w:lang w:val="en-US"/>
+              </w:rPr>
+              <w:t>Desktop</w:t>
+            </w:r>
+          </w:p>
+        </w:tc>
+      </w:tr>
+      <w:tr>
+        <w:tc>
+          <w:tcPr>
+            <w:tcW w:w="1696" w:type="dxa"/>
+          </w:tcPr>
+          <w:p>
+            <w:pPr>
+              <w:rPr>
+                <w:rFonts w:ascii="Times New Roman" w:hAnsi="Times New Roman" w:cs="Times New Roman"/>
+                <w:sz w:val="24"/>
+                <w:szCs w:val="24"/>
+              </w:rPr>
+            </w:pPr>
+            <w:r>
+              <w:rPr>
+                <w:rFonts w:ascii="Times New Roman" w:hAnsi="Times New Roman" w:cs="Times New Roman"/>
+                <w:color w:val="0F1115"/>
+                <w:sz w:val="24"/>
+                <w:szCs w:val="24"/>
+              </w:rPr>
+              <w:t>RPM</w:t>
+            </w:r>
+          </w:p>
+        </w:tc>
+        <w:tc>
+          <w:tcPr>
+            <w:tcW w:w="1843" w:type="dxa"/>
+          </w:tcPr>
+          <w:p>
+            <w:pPr>
+              <w:jc w:val="center"/>
+              <w:rPr>
+                <w:rFonts w:ascii="Times New Roman" w:hAnsi="Times New Roman" w:cs="Times New Roman"/>
+                <w:sz w:val="24"/>
+                <w:szCs w:val="24"/>
+              </w:rPr>
+            </w:pPr>
+            <w:r>
+              <w:rPr>
+                <w:rFonts w:ascii="Times New Roman" w:hAnsi="Times New Roman" w:cs="Times New Roman"/>
+                <w:sz w:val="24"/>
+                <w:szCs w:val="24"/>
+              </w:rPr>
+              <w:t>2</w:t>
+            </w:r>
+            <w:r>
+              <w:rPr>
+                <w:rFonts w:ascii="Times New Roman" w:hAnsi="Times New Roman" w:cs="Times New Roman"/>
+                <w:sz w:val="24"/>
+                <w:szCs w:val="24"/>
+                <w:lang w:val="en-US"/>
+              </w:rPr>
+              <w:t>.</w:t>
+            </w:r>
+            <w:r>
+              <w:rPr>
+                <w:rFonts w:ascii="Times New Roman" w:hAnsi="Times New Roman" w:cs="Times New Roman"/>
+                <w:sz w:val="24"/>
+                <w:szCs w:val="24"/>
+              </w:rPr>
+              <w:t>0372</w:t>
+            </w:r>
+          </w:p>
+        </w:tc>
+        <w:tc>
+          <w:tcPr>
+            <w:tcW w:w="1985" w:type="dxa"/>
+          </w:tcPr>
+          <w:p>
+            <w:pPr>
+              <w:jc w:val="center"/>
+              <w:rPr>
+                <w:rFonts w:ascii="Times New Roman" w:hAnsi="Times New Roman" w:cs="Times New Roman"/>
+                <w:sz w:val="24"/>
+                <w:szCs w:val="24"/>
+                <w:lang w:val="en-US"/>
+              </w:rPr>
+            </w:pPr>
+            <w:r>
+              <w:rPr>
+                <w:rFonts w:ascii="Times New Roman" w:hAnsi="Times New Roman" w:cs="Times New Roman"/>
+                <w:sz w:val="24"/>
+                <w:szCs w:val="24"/>
+                <w:lang w:val="en-US"/>
+              </w:rPr>
+              <w:t>2.132</w:t>
+            </w:r>
+          </w:p>
+        </w:tc>
+        <w:tc>
+          <w:tcPr>
+            <w:tcW w:w="2126" w:type="dxa"/>
+          </w:tcPr>
+          <w:p>
+            <w:pPr>
+              <w:jc w:val="center"/>
+              <w:rPr>
+                <w:rFonts w:ascii="Times New Roman" w:hAnsi="Times New Roman" w:cs="Times New Roman"/>
+                <w:sz w:val="24"/>
+                <w:szCs w:val="24"/>
+                <w:lang w:val="en-US"/>
+              </w:rPr>
+            </w:pPr>
+            <w:r>
+              <w:rPr>
+                <w:rFonts w:ascii="Times New Roman" w:hAnsi="Times New Roman" w:cs="Times New Roman"/>
+                <w:color w:val="1F1F1F"/>
+                <w:sz w:val="24"/>
+                <w:szCs w:val="24"/>
+                <w:shd w:val="clear" w:color="auto" w:fill="FFFFFF"/>
+                <w:lang w:val="en-US"/>
+              </w:rPr>
+              <w:t xml:space="preserve">4.7 </w:t>
+            </w:r>
+            <w:r>
+              <w:rPr>
+                <w:rFonts w:ascii="Times New Roman" w:hAnsi="Times New Roman" w:cs="Times New Roman"/>
+                <w:color w:val="1F1F1F"/>
+                <w:sz w:val="24"/>
+                <w:szCs w:val="24"/>
+                <w:shd w:val="clear" w:color="auto" w:fill="FFFFFF"/>
+              </w:rPr>
+              <w:t>%</w:t>
+            </w:r>
+            <w:r>
+              <w:rPr>
+                <w:rFonts w:ascii="Times New Roman" w:hAnsi="Times New Roman" w:cs="Times New Roman"/>
+                <w:color w:val="1F1F1F"/>
+                <w:sz w:val="24"/>
+                <w:szCs w:val="24"/>
+                <w:shd w:val="clear" w:color="auto" w:fill="FFFFFF"/>
+                <w:lang w:val="en-US"/>
+              </w:rPr>
+              <w:t xml:space="preserve"> ↑</w:t>
+            </w:r>
+          </w:p>
+        </w:tc>
+        <w:tc>
+          <w:tcPr>
+            <w:tcW w:w="2806" w:type="dxa"/>
+          </w:tcPr>
+          <w:p>
+            <w:pPr>
+              <w:rPr>
+                <w:rFonts w:ascii="Times New Roman" w:hAnsi="Times New Roman" w:cs="Times New Roman"/>
+                <w:sz w:val="24"/>
+                <w:szCs w:val="24"/>
+              </w:rPr>
+            </w:pPr>
+            <w:r>
+              <w:rPr>
+                <w:rFonts w:ascii="Times New Roman" w:hAnsi="Times New Roman" w:cs="Times New Roman"/>
+                <w:sz w:val="24"/>
+                <w:szCs w:val="24"/>
+                <w:lang w:val="en-US"/>
+              </w:rPr>
+              <w:t xml:space="preserve">0.8475 </w:t>
+            </w:r>
+            <w:r>
+              <w:rPr>
+                <w:rFonts w:ascii="Times New Roman" w:hAnsi="Times New Roman" w:cs="Times New Roman"/>
+                <w:sz w:val="24"/>
+                <w:szCs w:val="24"/>
+                <w:lang w:val="en-US"/>
+              </w:rPr>
+              <w:t xml:space="preserve">– </w:t>
+            </w:r>
+            <w:r>
+              <w:rPr>
+                <w:rFonts w:ascii="Times New Roman" w:hAnsi="Times New Roman" w:cs="Times New Roman"/>
+                <w:sz w:val="24"/>
+                <w:szCs w:val="24"/>
+              </w:rPr>
+              <w:t>не значимо</w:t>
+            </w:r>
+          </w:p>
+        </w:tc>
+      </w:tr>
+      <w:tr>
+        <w:tc>
+          <w:tcPr>
+            <w:tcW w:w="1696" w:type="dxa"/>
+          </w:tcPr>
+          <w:p>
+            <w:pPr>
+              <w:rPr>
+                <w:rFonts w:ascii="Times New Roman" w:hAnsi="Times New Roman" w:cs="Times New Roman"/>
+                <w:sz w:val="24"/>
+                <w:szCs w:val="24"/>
+              </w:rPr>
+            </w:pPr>
+            <w:r>
+              <w:rPr>
+                <w:rFonts w:ascii="Times New Roman" w:hAnsi="Times New Roman" w:cs="Times New Roman"/>
+                <w:color w:val="0F1115"/>
+                <w:sz w:val="24"/>
+                <w:szCs w:val="24"/>
+              </w:rPr>
+              <w:t>RPS</w:t>
+            </w:r>
+          </w:p>
+        </w:tc>
+        <w:tc>
+          <w:tcPr>
+            <w:tcW w:w="1843" w:type="dxa"/>
+          </w:tcPr>
+          <w:p>
+            <w:pPr>
+              <w:jc w:val="center"/>
+              <w:rPr>
+                <w:rFonts w:ascii="Times New Roman" w:hAnsi="Times New Roman" w:cs="Times New Roman"/>
+                <w:sz w:val="24"/>
+                <w:szCs w:val="24"/>
+                <w:lang w:val="en-US"/>
+              </w:rPr>
+            </w:pPr>
+            <w:r>
+              <w:rPr>
+                <w:rFonts w:ascii="Times New Roman" w:hAnsi="Times New Roman" w:cs="Times New Roman"/>
+                <w:sz w:val="24"/>
+                <w:szCs w:val="24"/>
+                <w:lang w:val="en-US"/>
+              </w:rPr>
+              <w:t>0.0048</w:t>
+            </w:r>
+          </w:p>
+        </w:tc>
+        <w:tc>
+          <w:tcPr>
+            <w:tcW w:w="1985" w:type="dxa"/>
+          </w:tcPr>
+          <w:p>
+            <w:pPr>
+              <w:jc w:val="center"/>
+              <w:rPr>
+                <w:rFonts w:ascii="Times New Roman" w:hAnsi="Times New Roman" w:cs="Times New Roman"/>
+                <w:sz w:val="24"/>
+                <w:szCs w:val="24"/>
+                <w:lang w:val="en-US"/>
+              </w:rPr>
+            </w:pPr>
+            <w:r>
+              <w:rPr>
+                <w:rFonts w:ascii="Times New Roman" w:hAnsi="Times New Roman" w:cs="Times New Roman"/>
+                <w:sz w:val="24"/>
+                <w:szCs w:val="24"/>
+                <w:lang w:val="en-US"/>
+              </w:rPr>
+              <w:t>0.0048</w:t>
+            </w:r>
+          </w:p>
+        </w:tc>
+        <w:tc>
+          <w:tcPr>
+            <w:tcW w:w="2126" w:type="dxa"/>
+          </w:tcPr>
+          <w:p>
+            <w:pPr>
+              <w:jc w:val="center"/>
+              <w:rPr>
+                <w:rFonts w:ascii="Times New Roman" w:hAnsi="Times New Roman" w:cs="Times New Roman"/>
+                <w:sz w:val="24"/>
+                <w:szCs w:val="24"/>
+                <w:lang w:val="en-US"/>
+              </w:rPr>
+            </w:pPr>
+            <w:r>
+              <w:rPr>
+                <w:rFonts w:ascii="Times New Roman" w:hAnsi="Times New Roman" w:cs="Times New Roman"/>
+                <w:color w:val="1F1F1F"/>
+                <w:sz w:val="24"/>
+                <w:szCs w:val="24"/>
+                <w:shd w:val="clear" w:color="auto" w:fill="FFFFFF"/>
+                <w:lang w:val="en-US"/>
+              </w:rPr>
+              <w:t xml:space="preserve">0 </w:t>
+            </w:r>
+            <w:r>
+              <w:rPr>
+                <w:rFonts w:ascii="Times New Roman" w:hAnsi="Times New Roman" w:cs="Times New Roman"/>
+                <w:color w:val="1F1F1F"/>
+                <w:sz w:val="24"/>
+                <w:szCs w:val="24"/>
+                <w:shd w:val="clear" w:color="auto" w:fill="FFFFFF"/>
+              </w:rPr>
+              <w:t>%</w:t>
+            </w:r>
+            <w:r>
+              <w:rPr>
+                <w:rFonts w:ascii="Times New Roman" w:hAnsi="Times New Roman" w:cs="Times New Roman"/>
+                <w:color w:val="1F1F1F"/>
+                <w:sz w:val="24"/>
+                <w:szCs w:val="24"/>
+                <w:shd w:val="clear" w:color="auto" w:fill="FFFFFF"/>
+                <w:lang w:val="en-US"/>
+              </w:rPr>
+              <w:t xml:space="preserve"> ↑</w:t>
+            </w:r>
+          </w:p>
+        </w:tc>
+        <w:tc>
+          <w:tcPr>
+            <w:tcW w:w="2806" w:type="dxa"/>
+          </w:tcPr>
+          <w:p>
+            <w:pPr>
+              <w:rPr>
+                <w:rFonts w:ascii="Times New Roman" w:hAnsi="Times New Roman" w:cs="Times New Roman"/>
+                <w:sz w:val="24"/>
+                <w:szCs w:val="24"/>
+              </w:rPr>
+            </w:pPr>
+            <w:r>
+              <w:rPr>
+                <w:rFonts w:ascii="Times New Roman" w:hAnsi="Times New Roman" w:cs="Times New Roman"/>
+                <w:sz w:val="24"/>
+                <w:szCs w:val="24"/>
+                <w:lang w:val="en-US"/>
+              </w:rPr>
+              <w:t xml:space="preserve">0.981 </w:t>
+            </w:r>
+            <w:r>
+              <w:rPr>
+                <w:rFonts w:ascii="Times New Roman" w:hAnsi="Times New Roman" w:cs="Times New Roman"/>
+                <w:sz w:val="24"/>
+                <w:szCs w:val="24"/>
+                <w:lang w:val="en-US"/>
+              </w:rPr>
+              <w:t xml:space="preserve">– </w:t>
+            </w:r>
+            <w:r>
+              <w:rPr>
+                <w:rFonts w:ascii="Times New Roman" w:hAnsi="Times New Roman" w:cs="Times New Roman"/>
+                <w:sz w:val="24"/>
+                <w:szCs w:val="24"/>
+              </w:rPr>
+              <w:t>не значимо</w:t>
+            </w:r>
+          </w:p>
+        </w:tc>
+      </w:tr>
+      <w:tr>
+        <w:tc>
+          <w:tcPr>
+            <w:tcW w:w="1696" w:type="dxa"/>
+          </w:tcPr>
+          <w:p>
+            <w:pPr>
+              <w:rPr>
+                <w:rFonts w:ascii="Times New Roman" w:hAnsi="Times New Roman" w:cs="Times New Roman"/>
+                <w:sz w:val="24"/>
+                <w:szCs w:val="24"/>
+              </w:rPr>
+            </w:pPr>
+            <w:proofErr w:type="spellStart"/>
+            <w:r>
+              <w:rPr>
+                <w:rFonts w:ascii="Times New Roman" w:hAnsi="Times New Roman" w:cs="Times New Roman"/>
+                <w:color w:val="0F1115"/>
+                <w:sz w:val="24"/>
+                <w:szCs w:val="24"/>
+              </w:rPr>
+              <w:t>Paid</w:t>
+            </w:r>
+            <w:proofErr w:type="spellEnd"/>
+            <w:r>
+              <w:rPr>
+                <w:rFonts w:ascii="Times New Roman" w:hAnsi="Times New Roman" w:cs="Times New Roman"/>
+                <w:color w:val="0F1115"/>
+                <w:sz w:val="24"/>
+                <w:szCs w:val="24"/>
+              </w:rPr>
+              <w:t xml:space="preserve"> CTR</w:t>
+            </w:r>
+          </w:p>
+        </w:tc>
+        <w:tc>
+          <w:tcPr>
+            <w:tcW w:w="1843" w:type="dxa"/>
+          </w:tcPr>
+          <w:p>
+            <w:pPr>
+              <w:jc w:val="center"/>
+              <w:rPr>
+                <w:rFonts w:ascii="Times New Roman" w:hAnsi="Times New Roman" w:cs="Times New Roman"/>
+                <w:sz w:val="24"/>
+                <w:szCs w:val="24"/>
+                <w:lang w:val="en-US"/>
+              </w:rPr>
+            </w:pPr>
+            <w:r>
+              <w:rPr>
+                <w:rFonts w:ascii="Times New Roman" w:hAnsi="Times New Roman" w:cs="Times New Roman"/>
+                <w:sz w:val="24"/>
+                <w:szCs w:val="24"/>
+                <w:lang w:val="en-US"/>
+              </w:rPr>
+              <w:t>0.0216</w:t>
+            </w:r>
+          </w:p>
+        </w:tc>
+        <w:tc>
+          <w:tcPr>
+            <w:tcW w:w="1985" w:type="dxa"/>
+          </w:tcPr>
+          <w:p>
+            <w:pPr>
+              <w:jc w:val="center"/>
+              <w:rPr>
+                <w:rFonts w:ascii="Times New Roman" w:hAnsi="Times New Roman" w:cs="Times New Roman"/>
+                <w:sz w:val="24"/>
+                <w:szCs w:val="24"/>
+                <w:lang w:val="en-US"/>
+              </w:rPr>
+            </w:pPr>
+            <w:r>
+              <w:rPr>
+                <w:rFonts w:ascii="Times New Roman" w:hAnsi="Times New Roman" w:cs="Times New Roman"/>
+                <w:sz w:val="24"/>
+                <w:szCs w:val="24"/>
+                <w:lang w:val="en-US"/>
+              </w:rPr>
+              <w:t>0.0231</w:t>
+            </w:r>
+          </w:p>
+        </w:tc>
+        <w:tc>
+          <w:tcPr>
+            <w:tcW w:w="2126" w:type="dxa"/>
+          </w:tcPr>
+          <w:p>
+            <w:pPr>
+              <w:jc w:val="center"/>
+              <w:rPr>
+                <w:rFonts w:ascii="Times New Roman" w:hAnsi="Times New Roman" w:cs="Times New Roman"/>
+                <w:sz w:val="24"/>
+                <w:szCs w:val="24"/>
+                <w:lang w:val="en-US"/>
+              </w:rPr>
+            </w:pPr>
+            <w:r>
+              <w:rPr>
+                <w:rFonts w:ascii="Times New Roman" w:hAnsi="Times New Roman" w:cs="Times New Roman"/>
+                <w:color w:val="1F1F1F"/>
+                <w:sz w:val="24"/>
+                <w:szCs w:val="24"/>
+                <w:shd w:val="clear" w:color="auto" w:fill="FFFFFF"/>
+                <w:lang w:val="en-US"/>
+              </w:rPr>
+              <w:t xml:space="preserve">6.9 </w:t>
+            </w:r>
+            <w:r>
+              <w:rPr>
+                <w:rFonts w:ascii="Times New Roman" w:hAnsi="Times New Roman" w:cs="Times New Roman"/>
+                <w:color w:val="1F1F1F"/>
+                <w:sz w:val="24"/>
+                <w:szCs w:val="24"/>
+                <w:shd w:val="clear" w:color="auto" w:fill="FFFFFF"/>
+              </w:rPr>
+              <w:t>%</w:t>
+            </w:r>
+            <w:r>
+              <w:rPr>
+                <w:rFonts w:ascii="Times New Roman" w:hAnsi="Times New Roman" w:cs="Times New Roman"/>
+                <w:color w:val="1F1F1F"/>
+                <w:sz w:val="24"/>
+                <w:szCs w:val="24"/>
+                <w:shd w:val="clear" w:color="auto" w:fill="FFFFFF"/>
+                <w:lang w:val="en-US"/>
+              </w:rPr>
+              <w:t xml:space="preserve"> ↑</w:t>
+            </w:r>
+          </w:p>
+        </w:tc>
+        <w:tc>
+          <w:tcPr>
+            <w:tcW w:w="2806" w:type="dxa"/>
+          </w:tcPr>
+          <w:p>
+            <w:pPr>
+              <w:rPr>
+                <w:rFonts w:ascii="Times New Roman" w:hAnsi="Times New Roman" w:cs="Times New Roman"/>
+                <w:sz w:val="24"/>
+                <w:szCs w:val="24"/>
+              </w:rPr>
+            </w:pPr>
+            <w:r>
+              <w:rPr>
+                <w:rFonts w:ascii="Times New Roman" w:hAnsi="Times New Roman" w:cs="Times New Roman"/>
+                <w:sz w:val="24"/>
+                <w:szCs w:val="24"/>
+                <w:lang w:val="en-US"/>
+              </w:rPr>
+              <w:t xml:space="preserve">0.654 </w:t>
+            </w:r>
+            <w:r>
+              <w:rPr>
+                <w:rFonts w:ascii="Times New Roman" w:hAnsi="Times New Roman" w:cs="Times New Roman"/>
+                <w:sz w:val="24"/>
+                <w:szCs w:val="24"/>
+                <w:lang w:val="en-US"/>
+              </w:rPr>
+              <w:t xml:space="preserve">– </w:t>
+            </w:r>
+            <w:r>
+              <w:rPr>
+                <w:rFonts w:ascii="Times New Roman" w:hAnsi="Times New Roman" w:cs="Times New Roman"/>
+                <w:sz w:val="24"/>
+                <w:szCs w:val="24"/>
+              </w:rPr>
+              <w:t>не значимо</w:t>
+            </w:r>
+          </w:p>
+        </w:tc>
+      </w:tr>
+      <w:tr>
+        <w:tc>
+          <w:tcPr>
+            <w:tcW w:w="1696" w:type="dxa"/>
+          </w:tcPr>
+          <w:p>
+            <w:pPr>
+              <w:rPr>
+                <w:rFonts w:ascii="Times New Roman" w:hAnsi="Times New Roman" w:cs="Times New Roman"/>
+                <w:sz w:val="24"/>
+                <w:szCs w:val="24"/>
+              </w:rPr>
+            </w:pPr>
+            <w:proofErr w:type="spellStart"/>
+            <w:r>
+              <w:rPr>
+                <w:rFonts w:ascii="Times New Roman" w:hAnsi="Times New Roman" w:cs="Times New Roman"/>
+                <w:color w:val="0F1115"/>
+                <w:sz w:val="24"/>
+                <w:szCs w:val="24"/>
+              </w:rPr>
+              <w:t>Organic</w:t>
+            </w:r>
+            <w:proofErr w:type="spellEnd"/>
+            <w:r>
+              <w:rPr>
+                <w:rFonts w:ascii="Times New Roman" w:hAnsi="Times New Roman" w:cs="Times New Roman"/>
+                <w:color w:val="0F1115"/>
+                <w:sz w:val="24"/>
+                <w:szCs w:val="24"/>
+              </w:rPr>
+              <w:t xml:space="preserve"> CTR</w:t>
+            </w:r>
+          </w:p>
+        </w:tc>
+        <w:tc>
+          <w:tcPr>
+            <w:tcW w:w="1843" w:type="dxa"/>
+          </w:tcPr>
+          <w:p>
+            <w:pPr>
+              <w:jc w:val="center"/>
+              <w:rPr>
+                <w:rFonts w:ascii="Times New Roman" w:hAnsi="Times New Roman" w:cs="Times New Roman"/>
+                <w:sz w:val="24"/>
+                <w:szCs w:val="24"/>
+                <w:lang w:val="en-US"/>
+              </w:rPr>
+            </w:pPr>
+            <w:r>
+              <w:rPr>
+                <w:rFonts w:ascii="Times New Roman" w:hAnsi="Times New Roman" w:cs="Times New Roman"/>
+                <w:sz w:val="24"/>
+                <w:szCs w:val="24"/>
+                <w:lang w:val="en-US"/>
+              </w:rPr>
+              <w:t>0.0706</w:t>
+            </w:r>
+          </w:p>
+        </w:tc>
+        <w:tc>
+          <w:tcPr>
+            <w:tcW w:w="1985" w:type="dxa"/>
+          </w:tcPr>
+          <w:p>
+            <w:pPr>
+              <w:jc w:val="center"/>
+              <w:rPr>
+                <w:rFonts w:ascii="Times New Roman" w:hAnsi="Times New Roman" w:cs="Times New Roman"/>
+                <w:sz w:val="24"/>
+                <w:szCs w:val="24"/>
+                <w:lang w:val="en-US"/>
+              </w:rPr>
+            </w:pPr>
+            <w:r>
+              <w:rPr>
+                <w:rFonts w:ascii="Times New Roman" w:hAnsi="Times New Roman" w:cs="Times New Roman"/>
+                <w:sz w:val="24"/>
+                <w:szCs w:val="24"/>
+                <w:lang w:val="en-US"/>
+              </w:rPr>
+              <w:t>0.0343</w:t>
+            </w:r>
+          </w:p>
+        </w:tc>
+        <w:tc>
+          <w:tcPr>
+            <w:tcW w:w="2126" w:type="dxa"/>
+          </w:tcPr>
+          <w:p>
+            <w:pPr>
+              <w:jc w:val="center"/>
+              <w:rPr>
+                <w:rFonts w:ascii="Times New Roman" w:hAnsi="Times New Roman" w:cs="Times New Roman"/>
+                <w:b/>
+                <w:sz w:val="24"/>
+                <w:szCs w:val="24"/>
+              </w:rPr>
+            </w:pPr>
+            <w:r>
+              <w:rPr>
+                <w:rStyle w:val="a3"/>
+                <w:rFonts w:ascii="Times New Roman" w:hAnsi="Times New Roman" w:cs="Times New Roman"/>
+                <w:b w:val="0"/>
+                <w:color w:val="0F1115"/>
+                <w:sz w:val="24"/>
+                <w:szCs w:val="24"/>
+                <w:shd w:val="clear" w:color="auto" w:fill="FFFFFF"/>
+                <w:lang w:val="en-US"/>
+              </w:rPr>
+              <w:t>-</w:t>
+            </w:r>
+            <w:r>
+              <w:rPr>
+                <w:rStyle w:val="a3"/>
+                <w:rFonts w:ascii="Times New Roman" w:hAnsi="Times New Roman" w:cs="Times New Roman"/>
+                <w:b w:val="0"/>
+                <w:color w:val="0F1115"/>
+                <w:shd w:val="clear" w:color="auto" w:fill="FFFFFF"/>
+                <w:lang w:val="en-US"/>
+              </w:rPr>
+              <w:t xml:space="preserve">51.4 </w:t>
+            </w:r>
+            <w:r>
+              <w:rPr>
+                <w:rStyle w:val="a3"/>
+                <w:rFonts w:ascii="Times New Roman" w:hAnsi="Times New Roman" w:cs="Times New Roman"/>
+                <w:b w:val="0"/>
+                <w:color w:val="0F1115"/>
+                <w:sz w:val="24"/>
+                <w:szCs w:val="24"/>
+                <w:shd w:val="clear" w:color="auto" w:fill="FFFFFF"/>
+              </w:rPr>
+              <w:t xml:space="preserve">% </w:t>
+            </w:r>
+            <w:r>
+              <w:rPr>
+                <w:rFonts w:ascii="Times New Roman" w:hAnsi="Times New Roman" w:cs="Times New Roman"/>
+                <w:b/>
+                <w:color w:val="1F1F1F"/>
+                <w:sz w:val="24"/>
+                <w:szCs w:val="24"/>
+                <w:shd w:val="clear" w:color="auto" w:fill="FFFFFF"/>
+                <w:lang w:val="en-US"/>
+              </w:rPr>
+              <w:t>↓</w:t>
+            </w:r>
+          </w:p>
+        </w:tc>
+        <w:tc>
+          <w:tcPr>
+            <w:tcW w:w="2806" w:type="dxa"/>
+          </w:tcPr>
+          <w:p>
+            <w:pPr>
+              <w:rPr>
+                <w:rFonts w:ascii="Times New Roman" w:hAnsi="Times New Roman" w:cs="Times New Roman"/>
+                <w:sz w:val="24"/>
+                <w:szCs w:val="24"/>
+              </w:rPr>
+            </w:pPr>
+            <w:r>
+              <w:rPr>
+                <w:rFonts w:ascii="Times New Roman" w:hAnsi="Times New Roman" w:cs="Times New Roman"/>
+                <w:sz w:val="24"/>
+                <w:szCs w:val="24"/>
+                <w:lang w:val="en-US"/>
+              </w:rPr>
+              <w:t xml:space="preserve">0 </w:t>
+            </w:r>
+            <w:r>
+              <w:rPr>
+                <w:rFonts w:ascii="Times New Roman" w:hAnsi="Times New Roman" w:cs="Times New Roman"/>
+                <w:sz w:val="24"/>
+                <w:szCs w:val="24"/>
+                <w:lang w:val="en-US"/>
+              </w:rPr>
+              <w:t xml:space="preserve">– </w:t>
+            </w:r>
+            <w:r>
+              <w:rPr>
+                <w:rFonts w:ascii="Times New Roman" w:hAnsi="Times New Roman" w:cs="Times New Roman"/>
+                <w:sz w:val="24"/>
+                <w:szCs w:val="24"/>
+              </w:rPr>
+              <w:t>значимо</w:t>
+            </w:r>
+          </w:p>
+        </w:tc>
+      </w:tr>
+      <w:tr>
+        <w:tc>
+          <w:tcPr>
+            <w:tcW w:w="10456" w:type="dxa"/>
+            <w:gridSpan w:val="5"/>
+          </w:tcPr>
+          <w:p>
+            <w:pPr>
+              <w:jc w:val="center"/>
+              <w:rPr>
+                <w:rFonts w:ascii="Times New Roman" w:hAnsi="Times New Roman" w:cs="Times New Roman"/>
+                <w:b/>
+                <w:bCs/>
+                <w:sz w:val="24"/>
+                <w:szCs w:val="24"/>
+                <w:lang w:val="en-US"/>
+              </w:rPr>
+            </w:pPr>
+            <w:r>
+              <w:rPr>
+                <w:rFonts w:ascii="Times New Roman" w:hAnsi="Times New Roman" w:cs="Times New Roman"/>
+                <w:b/>
+                <w:bCs/>
+                <w:sz w:val="24"/>
+                <w:szCs w:val="24"/>
+                <w:lang w:val="en-US"/>
+              </w:rPr>
+              <w:t>Mobile</w:t>
+            </w:r>
+          </w:p>
+        </w:tc>
+      </w:tr>
+      <w:tr>
+        <w:tc>
+          <w:tcPr>
+            <w:tcW w:w="1696" w:type="dxa"/>
+          </w:tcPr>
+          <w:p>
+            <w:pPr>
+              <w:rPr>
+                <w:rFonts w:ascii="Times New Roman" w:hAnsi="Times New Roman" w:cs="Times New Roman"/>
+                <w:sz w:val="24"/>
+                <w:szCs w:val="24"/>
+              </w:rPr>
+            </w:pPr>
+            <w:r>
+              <w:rPr>
+                <w:rFonts w:ascii="Times New Roman" w:hAnsi="Times New Roman" w:cs="Times New Roman"/>
+                <w:color w:val="0F1115"/>
+                <w:sz w:val="24"/>
+                <w:szCs w:val="24"/>
+              </w:rPr>
+              <w:t>RPM</w:t>
+            </w:r>
+          </w:p>
+        </w:tc>
+        <w:tc>
+          <w:tcPr>
+            <w:tcW w:w="1843" w:type="dxa"/>
+          </w:tcPr>
+          <w:p>
+            <w:pPr>
+              <w:jc w:val="center"/>
+              <w:rPr>
+                <w:rFonts w:ascii="Times New Roman" w:hAnsi="Times New Roman" w:cs="Times New Roman"/>
+                <w:sz w:val="24"/>
+                <w:szCs w:val="24"/>
+                <w:lang w:val="en-US"/>
+              </w:rPr>
+            </w:pPr>
+            <w:r>
+              <w:rPr>
+                <w:rFonts w:ascii="Times New Roman" w:hAnsi="Times New Roman" w:cs="Times New Roman"/>
+                <w:sz w:val="24"/>
+                <w:szCs w:val="24"/>
+                <w:lang w:val="en-US"/>
+              </w:rPr>
+              <w:t>3.0721</w:t>
+            </w:r>
+          </w:p>
+        </w:tc>
+        <w:tc>
+          <w:tcPr>
+            <w:tcW w:w="1985" w:type="dxa"/>
+          </w:tcPr>
+          <w:p>
+            <w:pPr>
+              <w:jc w:val="center"/>
+              <w:rPr>
+                <w:rFonts w:ascii="Times New Roman" w:hAnsi="Times New Roman" w:cs="Times New Roman"/>
+                <w:sz w:val="24"/>
+                <w:szCs w:val="24"/>
+                <w:lang w:val="en-US"/>
+              </w:rPr>
+            </w:pPr>
+            <w:r>
+              <w:rPr>
+                <w:rFonts w:ascii="Times New Roman" w:hAnsi="Times New Roman" w:cs="Times New Roman"/>
+                <w:sz w:val="24"/>
+                <w:szCs w:val="24"/>
+                <w:lang w:val="en-US"/>
+              </w:rPr>
+              <w:t>4.0514</w:t>
+            </w:r>
+          </w:p>
+        </w:tc>
+        <w:tc>
+          <w:tcPr>
+            <w:tcW w:w="2126" w:type="dxa"/>
+          </w:tcPr>
+          <w:p>
+            <w:pPr>
+              <w:jc w:val="center"/>
+              <w:rPr>
+                <w:rFonts w:ascii="Times New Roman" w:hAnsi="Times New Roman" w:cs="Times New Roman"/>
+                <w:sz w:val="24"/>
+                <w:szCs w:val="24"/>
+                <w:lang w:val="en-US"/>
+              </w:rPr>
+            </w:pPr>
+            <w:r>
+              <w:rPr>
+                <w:rFonts w:ascii="Times New Roman" w:hAnsi="Times New Roman" w:cs="Times New Roman"/>
+                <w:color w:val="1F1F1F"/>
+                <w:sz w:val="24"/>
+                <w:szCs w:val="24"/>
+                <w:shd w:val="clear" w:color="auto" w:fill="FFFFFF"/>
+                <w:lang w:val="en-US"/>
+              </w:rPr>
+              <w:t xml:space="preserve">31.9 </w:t>
+            </w:r>
+            <w:r>
+              <w:rPr>
+                <w:rFonts w:ascii="Times New Roman" w:hAnsi="Times New Roman" w:cs="Times New Roman"/>
+                <w:color w:val="1F1F1F"/>
+                <w:sz w:val="24"/>
+                <w:szCs w:val="24"/>
+                <w:shd w:val="clear" w:color="auto" w:fill="FFFFFF"/>
+              </w:rPr>
+              <w:t>%</w:t>
+            </w:r>
+            <w:r>
+              <w:rPr>
+                <w:rFonts w:ascii="Times New Roman" w:hAnsi="Times New Roman" w:cs="Times New Roman"/>
+                <w:color w:val="1F1F1F"/>
+                <w:sz w:val="24"/>
+                <w:szCs w:val="24"/>
+                <w:shd w:val="clear" w:color="auto" w:fill="FFFFFF"/>
+                <w:lang w:val="en-US"/>
+              </w:rPr>
+              <w:t xml:space="preserve"> ↑</w:t>
+            </w:r>
+          </w:p>
+        </w:tc>
+        <w:tc>
+          <w:tcPr>
+            <w:tcW w:w="2806" w:type="dxa"/>
+          </w:tcPr>
+          <w:p>
+            <w:pPr>
+              <w:rPr>
+                <w:rFonts w:ascii="Times New Roman" w:hAnsi="Times New Roman" w:cs="Times New Roman"/>
+                <w:sz w:val="24"/>
+                <w:szCs w:val="24"/>
+              </w:rPr>
+            </w:pPr>
+            <w:r>
+              <w:rPr>
+                <w:rFonts w:ascii="Times New Roman" w:hAnsi="Times New Roman" w:cs="Times New Roman"/>
+                <w:sz w:val="24"/>
+                <w:szCs w:val="24"/>
+                <w:lang w:val="en-US"/>
+              </w:rPr>
+              <w:t xml:space="preserve">0.3275 </w:t>
+            </w:r>
+            <w:r>
+              <w:rPr>
+                <w:rFonts w:ascii="Times New Roman" w:hAnsi="Times New Roman" w:cs="Times New Roman"/>
+                <w:sz w:val="24"/>
+                <w:szCs w:val="24"/>
+                <w:lang w:val="en-US"/>
+              </w:rPr>
+              <w:t xml:space="preserve">– </w:t>
+            </w:r>
+            <w:r>
+              <w:rPr>
+                <w:rFonts w:ascii="Times New Roman" w:hAnsi="Times New Roman" w:cs="Times New Roman"/>
+                <w:sz w:val="24"/>
+                <w:szCs w:val="24"/>
+              </w:rPr>
+              <w:t>не значимо</w:t>
+            </w:r>
+          </w:p>
+        </w:tc>
+      </w:tr>
+      <w:tr>
+        <w:tc>
+          <w:tcPr>
+            <w:tcW w:w="1696" w:type="dxa"/>
+          </w:tcPr>
+          <w:p>
+            <w:pPr>
+              <w:rPr>
+                <w:rFonts w:ascii="Times New Roman" w:hAnsi="Times New Roman" w:cs="Times New Roman"/>
+                <w:sz w:val="24"/>
+                <w:szCs w:val="24"/>
+              </w:rPr>
+            </w:pPr>
+            <w:r>
+              <w:rPr>
+                <w:rFonts w:ascii="Times New Roman" w:hAnsi="Times New Roman" w:cs="Times New Roman"/>
+                <w:color w:val="0F1115"/>
+                <w:sz w:val="24"/>
+                <w:szCs w:val="24"/>
+              </w:rPr>
+              <w:t>RPS</w:t>
+            </w:r>
+          </w:p>
+        </w:tc>
+        <w:tc>
+          <w:tcPr>
+            <w:tcW w:w="1843" w:type="dxa"/>
+          </w:tcPr>
+          <w:p>
+            <w:pPr>
+              <w:jc w:val="center"/>
+              <w:rPr>
+                <w:rFonts w:ascii="Times New Roman" w:hAnsi="Times New Roman" w:cs="Times New Roman"/>
+                <w:sz w:val="24"/>
+                <w:szCs w:val="24"/>
+                <w:lang w:val="en-US"/>
+              </w:rPr>
+            </w:pPr>
+            <w:r>
+              <w:rPr>
+                <w:rFonts w:ascii="Times New Roman" w:hAnsi="Times New Roman" w:cs="Times New Roman"/>
+                <w:sz w:val="24"/>
+                <w:szCs w:val="24"/>
+                <w:lang w:val="en-US"/>
+              </w:rPr>
+              <w:t>0.005</w:t>
+            </w:r>
+          </w:p>
+        </w:tc>
+        <w:tc>
+          <w:tcPr>
+            <w:tcW w:w="1985" w:type="dxa"/>
+          </w:tcPr>
+          <w:p>
+            <w:pPr>
+              <w:jc w:val="center"/>
+              <w:rPr>
+                <w:rFonts w:ascii="Times New Roman" w:hAnsi="Times New Roman" w:cs="Times New Roman"/>
+                <w:sz w:val="24"/>
+                <w:szCs w:val="24"/>
+                <w:lang w:val="en-US"/>
+              </w:rPr>
+            </w:pPr>
+            <w:r>
+              <w:rPr>
+                <w:rFonts w:ascii="Times New Roman" w:hAnsi="Times New Roman" w:cs="Times New Roman"/>
+                <w:sz w:val="24"/>
+                <w:szCs w:val="24"/>
+                <w:lang w:val="en-US"/>
+              </w:rPr>
+              <w:t>0.0063</w:t>
+            </w:r>
+          </w:p>
+        </w:tc>
+        <w:tc>
+          <w:tcPr>
+            <w:tcW w:w="2126" w:type="dxa"/>
+          </w:tcPr>
+          <w:p>
+            <w:pPr>
+              <w:jc w:val="center"/>
+              <w:rPr>
+                <w:rFonts w:ascii="Times New Roman" w:hAnsi="Times New Roman" w:cs="Times New Roman"/>
+                <w:sz w:val="24"/>
+                <w:szCs w:val="24"/>
+                <w:lang w:val="en-US"/>
+              </w:rPr>
+            </w:pPr>
+            <w:r>
+              <w:rPr>
+                <w:rFonts w:ascii="Times New Roman" w:hAnsi="Times New Roman" w:cs="Times New Roman"/>
+                <w:color w:val="1F1F1F"/>
+                <w:sz w:val="24"/>
+                <w:szCs w:val="24"/>
+                <w:shd w:val="clear" w:color="auto" w:fill="FFFFFF"/>
+                <w:lang w:val="en-US"/>
+              </w:rPr>
+              <w:t xml:space="preserve">26 </w:t>
+            </w:r>
+            <w:r>
+              <w:rPr>
+                <w:rFonts w:ascii="Times New Roman" w:hAnsi="Times New Roman" w:cs="Times New Roman"/>
+                <w:color w:val="1F1F1F"/>
+                <w:sz w:val="24"/>
+                <w:szCs w:val="24"/>
+                <w:shd w:val="clear" w:color="auto" w:fill="FFFFFF"/>
+              </w:rPr>
+              <w:t>%</w:t>
+            </w:r>
+            <w:r>
+              <w:rPr>
+                <w:rFonts w:ascii="Times New Roman" w:hAnsi="Times New Roman" w:cs="Times New Roman"/>
+                <w:color w:val="1F1F1F"/>
+                <w:sz w:val="24"/>
+                <w:szCs w:val="24"/>
+                <w:shd w:val="clear" w:color="auto" w:fill="FFFFFF"/>
+                <w:lang w:val="en-US"/>
+              </w:rPr>
+              <w:t xml:space="preserve">  </w:t>
+            </w:r>
+            <w:r>
+              <w:rPr>
+                <w:rFonts w:ascii="Times New Roman" w:hAnsi="Times New Roman" w:cs="Times New Roman"/>
+                <w:color w:val="1F1F1F"/>
+                <w:sz w:val="24"/>
+                <w:szCs w:val="24"/>
+                <w:shd w:val="clear" w:color="auto" w:fill="FFFFFF"/>
+                <w:lang w:val="en-US"/>
+              </w:rPr>
+              <w:t xml:space="preserve"> ↑</w:t>
+            </w:r>
+          </w:p>
+        </w:tc>
+        <w:tc>
+          <w:tcPr>
+            <w:tcW w:w="2806" w:type="dxa"/>
+          </w:tcPr>
+          <w:p>
+            <w:pPr>
+              <w:rPr>
+                <w:rFonts w:ascii="Times New Roman" w:hAnsi="Times New Roman" w:cs="Times New Roman"/>
+                <w:sz w:val="24"/>
+                <w:szCs w:val="24"/>
+              </w:rPr>
+            </w:pPr>
+            <w:r>
+              <w:rPr>
+                <w:rFonts w:ascii="Times New Roman" w:hAnsi="Times New Roman" w:cs="Times New Roman"/>
+                <w:sz w:val="24"/>
+                <w:szCs w:val="24"/>
+                <w:lang w:val="en-US"/>
+              </w:rPr>
+              <w:t xml:space="preserve">0.4146 </w:t>
+            </w:r>
+            <w:r>
+              <w:rPr>
+                <w:rFonts w:ascii="Times New Roman" w:hAnsi="Times New Roman" w:cs="Times New Roman"/>
+                <w:sz w:val="24"/>
+                <w:szCs w:val="24"/>
+                <w:lang w:val="en-US"/>
+              </w:rPr>
+              <w:t xml:space="preserve">– </w:t>
+            </w:r>
+            <w:r>
+              <w:rPr>
+                <w:rFonts w:ascii="Times New Roman" w:hAnsi="Times New Roman" w:cs="Times New Roman"/>
+                <w:sz w:val="24"/>
+                <w:szCs w:val="24"/>
+              </w:rPr>
+              <w:t>не значимо</w:t>
+            </w:r>
+          </w:p>
+        </w:tc>
+      </w:tr>
+      <w:tr>
+        <w:tc>
+          <w:tcPr>
+            <w:tcW w:w="1696" w:type="dxa"/>
+          </w:tcPr>
+          <w:p>
+            <w:pPr>
+              <w:rPr>
+                <w:rFonts w:ascii="Times New Roman" w:hAnsi="Times New Roman" w:cs="Times New Roman"/>
+                <w:sz w:val="24"/>
+                <w:szCs w:val="24"/>
+              </w:rPr>
+            </w:pPr>
+            <w:proofErr w:type="spellStart"/>
+            <w:r>
+              <w:rPr>
+                <w:rFonts w:ascii="Times New Roman" w:hAnsi="Times New Roman" w:cs="Times New Roman"/>
+                <w:color w:val="0F1115"/>
+                <w:sz w:val="24"/>
+                <w:szCs w:val="24"/>
+              </w:rPr>
+              <w:t>Paid</w:t>
+            </w:r>
+            <w:proofErr w:type="spellEnd"/>
+            <w:r>
+              <w:rPr>
+                <w:rFonts w:ascii="Times New Roman" w:hAnsi="Times New Roman" w:cs="Times New Roman"/>
+                <w:color w:val="0F1115"/>
+                <w:sz w:val="24"/>
+                <w:szCs w:val="24"/>
+              </w:rPr>
+              <w:t xml:space="preserve"> CTR</w:t>
+            </w:r>
+          </w:p>
+        </w:tc>
+        <w:tc>
+          <w:tcPr>
+            <w:tcW w:w="1843" w:type="dxa"/>
+          </w:tcPr>
+          <w:p>
+            <w:pPr>
+              <w:jc w:val="center"/>
+              <w:rPr>
+                <w:rFonts w:ascii="Times New Roman" w:hAnsi="Times New Roman" w:cs="Times New Roman"/>
+                <w:sz w:val="24"/>
+                <w:szCs w:val="24"/>
+                <w:lang w:val="en-US"/>
+              </w:rPr>
+            </w:pPr>
+            <w:r>
+              <w:rPr>
+                <w:rFonts w:ascii="Times New Roman" w:hAnsi="Times New Roman" w:cs="Times New Roman"/>
+                <w:sz w:val="24"/>
+                <w:szCs w:val="24"/>
+                <w:lang w:val="en-US"/>
+              </w:rPr>
+              <w:t>0.0203</w:t>
+            </w:r>
+          </w:p>
+        </w:tc>
+        <w:tc>
+          <w:tcPr>
+            <w:tcW w:w="1985" w:type="dxa"/>
+          </w:tcPr>
+          <w:p>
+            <w:pPr>
+              <w:jc w:val="center"/>
+              <w:rPr>
+                <w:rFonts w:ascii="Times New Roman" w:hAnsi="Times New Roman" w:cs="Times New Roman"/>
+                <w:sz w:val="24"/>
+                <w:szCs w:val="24"/>
+                <w:lang w:val="en-US"/>
+              </w:rPr>
+            </w:pPr>
+            <w:r>
+              <w:rPr>
+                <w:rFonts w:ascii="Times New Roman" w:hAnsi="Times New Roman" w:cs="Times New Roman"/>
+                <w:sz w:val="24"/>
+                <w:szCs w:val="24"/>
+                <w:lang w:val="en-US"/>
+              </w:rPr>
+              <w:t>0.0249</w:t>
+            </w:r>
+          </w:p>
+        </w:tc>
+        <w:tc>
+          <w:tcPr>
+            <w:tcW w:w="2126" w:type="dxa"/>
+          </w:tcPr>
+          <w:p>
+            <w:pPr>
+              <w:jc w:val="center"/>
+              <w:rPr>
+                <w:rFonts w:ascii="Times New Roman" w:hAnsi="Times New Roman" w:cs="Times New Roman"/>
+                <w:sz w:val="24"/>
+                <w:szCs w:val="24"/>
+                <w:lang w:val="en-US"/>
+              </w:rPr>
+            </w:pPr>
+            <w:r>
+              <w:rPr>
+                <w:rFonts w:ascii="Times New Roman" w:hAnsi="Times New Roman" w:cs="Times New Roman"/>
+                <w:color w:val="1F1F1F"/>
+                <w:sz w:val="24"/>
+                <w:szCs w:val="24"/>
+                <w:shd w:val="clear" w:color="auto" w:fill="FFFFFF"/>
+                <w:lang w:val="en-US"/>
+              </w:rPr>
+              <w:t xml:space="preserve">22.7 </w:t>
+            </w:r>
+            <w:r>
+              <w:rPr>
+                <w:rFonts w:ascii="Times New Roman" w:hAnsi="Times New Roman" w:cs="Times New Roman"/>
+                <w:color w:val="1F1F1F"/>
+                <w:sz w:val="24"/>
+                <w:szCs w:val="24"/>
+                <w:shd w:val="clear" w:color="auto" w:fill="FFFFFF"/>
+              </w:rPr>
+              <w:t>%</w:t>
+            </w:r>
+            <w:r>
+              <w:rPr>
+                <w:rFonts w:ascii="Times New Roman" w:hAnsi="Times New Roman" w:cs="Times New Roman"/>
+                <w:color w:val="1F1F1F"/>
+                <w:sz w:val="24"/>
+                <w:szCs w:val="24"/>
+                <w:shd w:val="clear" w:color="auto" w:fill="FFFFFF"/>
+                <w:lang w:val="en-US"/>
+              </w:rPr>
+              <w:t xml:space="preserve"> ↑</w:t>
+            </w:r>
+          </w:p>
+        </w:tc>
+        <w:tc>
+          <w:tcPr>
+            <w:tcW w:w="2806" w:type="dxa"/>
+          </w:tcPr>
+          <w:p>
+            <w:pPr>
+              <w:rPr>
+                <w:rFonts w:ascii="Times New Roman" w:hAnsi="Times New Roman" w:cs="Times New Roman"/>
+                <w:sz w:val="24"/>
+                <w:szCs w:val="24"/>
+              </w:rPr>
+            </w:pPr>
+            <w:r>
+              <w:rPr>
+                <w:rFonts w:ascii="Times New Roman" w:hAnsi="Times New Roman" w:cs="Times New Roman"/>
+                <w:sz w:val="24"/>
+                <w:szCs w:val="24"/>
+                <w:lang w:val="en-US"/>
+              </w:rPr>
+              <w:t xml:space="preserve">0.1655 </w:t>
+            </w:r>
+            <w:r>
+              <w:rPr>
+                <w:rFonts w:ascii="Times New Roman" w:hAnsi="Times New Roman" w:cs="Times New Roman"/>
+                <w:sz w:val="24"/>
+                <w:szCs w:val="24"/>
+                <w:lang w:val="en-US"/>
+              </w:rPr>
+              <w:t xml:space="preserve">– </w:t>
+            </w:r>
+            <w:r>
+              <w:rPr>
+                <w:rFonts w:ascii="Times New Roman" w:hAnsi="Times New Roman" w:cs="Times New Roman"/>
+                <w:sz w:val="24"/>
+                <w:szCs w:val="24"/>
+              </w:rPr>
+              <w:t>не значимо</w:t>
+            </w:r>
+          </w:p>
+        </w:tc>
+      </w:tr>
+      <w:tr>
+        <w:tc>
+          <w:tcPr>
+            <w:tcW w:w="1696" w:type="dxa"/>
+          </w:tcPr>
+          <w:p>
+            <w:pPr>
+              <w:rPr>
+                <w:rFonts w:ascii="Times New Roman" w:hAnsi="Times New Roman" w:cs="Times New Roman"/>
+                <w:sz w:val="24"/>
+                <w:szCs w:val="24"/>
+              </w:rPr>
+            </w:pPr>
+            <w:proofErr w:type="spellStart"/>
+            <w:r>
+              <w:rPr>
+                <w:rFonts w:ascii="Times New Roman" w:hAnsi="Times New Roman" w:cs="Times New Roman"/>
+                <w:color w:val="0F1115"/>
+                <w:sz w:val="24"/>
+                <w:szCs w:val="24"/>
+              </w:rPr>
+              <w:t>Organic</w:t>
+            </w:r>
+            <w:proofErr w:type="spellEnd"/>
+            <w:r>
+              <w:rPr>
+                <w:rFonts w:ascii="Times New Roman" w:hAnsi="Times New Roman" w:cs="Times New Roman"/>
+                <w:color w:val="0F1115"/>
+                <w:sz w:val="24"/>
+                <w:szCs w:val="24"/>
+              </w:rPr>
+              <w:t xml:space="preserve"> CTR</w:t>
+            </w:r>
+          </w:p>
+        </w:tc>
+        <w:tc>
+          <w:tcPr>
+            <w:tcW w:w="1843" w:type="dxa"/>
+          </w:tcPr>
+          <w:p>
+            <w:pPr>
+              <w:jc w:val="center"/>
+              <w:rPr>
+                <w:rFonts w:ascii="Times New Roman" w:hAnsi="Times New Roman" w:cs="Times New Roman"/>
+                <w:sz w:val="24"/>
+                <w:szCs w:val="24"/>
+                <w:lang w:val="en-US"/>
+              </w:rPr>
+            </w:pPr>
+            <w:r>
+              <w:rPr>
+                <w:rFonts w:ascii="Times New Roman" w:hAnsi="Times New Roman" w:cs="Times New Roman"/>
+                <w:sz w:val="24"/>
+                <w:szCs w:val="24"/>
+                <w:lang w:val="en-US"/>
+              </w:rPr>
+              <w:t>0.0634</w:t>
+            </w:r>
+          </w:p>
+        </w:tc>
+        <w:tc>
+          <w:tcPr>
+            <w:tcW w:w="1985" w:type="dxa"/>
+          </w:tcPr>
+          <w:p>
+            <w:pPr>
+              <w:jc w:val="center"/>
+              <w:rPr>
+                <w:rFonts w:ascii="Times New Roman" w:hAnsi="Times New Roman" w:cs="Times New Roman"/>
+                <w:sz w:val="24"/>
+                <w:szCs w:val="24"/>
+                <w:lang w:val="en-US"/>
+              </w:rPr>
+            </w:pPr>
+            <w:r>
+              <w:rPr>
+                <w:rFonts w:ascii="Times New Roman" w:hAnsi="Times New Roman" w:cs="Times New Roman"/>
+                <w:sz w:val="24"/>
+                <w:szCs w:val="24"/>
+                <w:lang w:val="en-US"/>
+              </w:rPr>
+              <w:t>0.0292</w:t>
+            </w:r>
+          </w:p>
+        </w:tc>
+        <w:tc>
+          <w:tcPr>
+            <w:tcW w:w="2126" w:type="dxa"/>
+          </w:tcPr>
+          <w:p>
+            <w:pPr>
+              <w:jc w:val="center"/>
+              <w:rPr>
+                <w:rFonts w:ascii="Times New Roman" w:hAnsi="Times New Roman" w:cs="Times New Roman"/>
+                <w:sz w:val="24"/>
+                <w:szCs w:val="24"/>
+              </w:rPr>
+            </w:pPr>
+            <w:r>
+              <w:rPr>
+                <w:bCs/>
+                <w:color w:val="1F1F1F"/>
+              </w:rPr>
+              <w:t>-</w:t>
+            </w:r>
+            <w:r>
+              <w:rPr>
+                <w:rFonts w:ascii="Times New Roman" w:hAnsi="Times New Roman" w:cs="Times New Roman"/>
+                <w:bCs/>
+                <w:color w:val="1F1F1F"/>
+                <w:sz w:val="24"/>
+                <w:szCs w:val="24"/>
+              </w:rPr>
+              <w:t xml:space="preserve">53.9 </w:t>
+            </w:r>
+            <w:r>
+              <w:rPr>
+                <w:bCs/>
+                <w:color w:val="1F1F1F"/>
+                <w:lang w:val="en-US"/>
+              </w:rPr>
+              <w:t xml:space="preserve">% </w:t>
+            </w:r>
+            <w:r>
+              <w:rPr>
+                <w:rFonts w:ascii="Times New Roman" w:hAnsi="Times New Roman" w:cs="Times New Roman"/>
+                <w:color w:val="1F1F1F"/>
+                <w:sz w:val="24"/>
+                <w:szCs w:val="24"/>
+                <w:shd w:val="clear" w:color="auto" w:fill="FFFFFF"/>
+                <w:lang w:val="en-US"/>
+              </w:rPr>
+              <w:t>↓</w:t>
+            </w:r>
+          </w:p>
+        </w:tc>
+        <w:tc>
+          <w:tcPr>
+            <w:tcW w:w="2806" w:type="dxa"/>
+          </w:tcPr>
+          <w:p>
+            <w:pPr>
+              <w:rPr>
+                <w:rFonts w:ascii="Times New Roman" w:hAnsi="Times New Roman" w:cs="Times New Roman"/>
+                <w:sz w:val="24"/>
+                <w:szCs w:val="24"/>
+              </w:rPr>
+            </w:pPr>
+            <w:r>
+              <w:rPr>
+                <w:rFonts w:ascii="Times New Roman" w:hAnsi="Times New Roman" w:cs="Times New Roman"/>
+                <w:sz w:val="24"/>
+                <w:szCs w:val="24"/>
+                <w:lang w:val="en-US"/>
+              </w:rPr>
+              <w:t xml:space="preserve">0 </w:t>
+            </w:r>
+            <w:r>
+              <w:rPr>
+                <w:rFonts w:ascii="Times New Roman" w:hAnsi="Times New Roman" w:cs="Times New Roman"/>
+                <w:sz w:val="24"/>
+                <w:szCs w:val="24"/>
+                <w:lang w:val="en-US"/>
+              </w:rPr>
+              <w:t xml:space="preserve">– </w:t>
+            </w:r>
+            <w:r>
+              <w:rPr>
+                <w:rFonts w:ascii="Times New Roman" w:hAnsi="Times New Roman" w:cs="Times New Roman"/>
+                <w:sz w:val="24"/>
+                <w:szCs w:val="24"/>
+              </w:rPr>
+              <w:t>значимо</w:t>
+            </w:r>
+          </w:p>
+        </w:tc>
+      </w:tr>
+    </w:tbl>
+    <w:p>
+      <w:pPr>
+        <w:tabs>
+          <w:tab w:val="left" w:pos="284"/>
+        </w:tabs>
+        <w:spacing w:after="0" w:line="240" w:lineRule="auto"/>
+        <w:jc w:val="both"/>
+        <w:rPr>
+          <w:rFonts w:ascii="Times New Roman" w:hAnsi="Times New Roman" w:cs="Times New Roman"/>
+          <w:b/>
+          <w:color w:val="060D31"/>
+          <w:sz w:val="24"/>
+          <w:szCs w:val="24"/>
+          <w:shd w:val="clear" w:color="auto" w:fill="FFFFFF"/>
+        </w:rPr>
+      </w:pPr>
+      <w:r>
+        <w:rPr>
+          <w:rFonts w:ascii="Times New Roman" w:hAnsi="Times New Roman" w:cs="Times New Roman"/>
+          <w:b/>
+          <w:color w:val="060D31"/>
+          <w:sz w:val="24"/>
+          <w:szCs w:val="24"/>
+          <w:shd w:val="clear" w:color="auto" w:fill="FFFFFF"/>
+        </w:rPr>
+        <w:lastRenderedPageBreak/>
         <w:t>Исследование причин:</w:t>
       </w:r>
     </w:p>
@@ -10238,8 +13441,6 @@
         </w:rPr>
         <w:t>г</w:t>
       </w:r>
-      <w:bookmarkStart w:id="0" w:name="_GoBack"/>
-      <w:bookmarkEnd w:id="0"/>
       <w:r>
         <w:rPr>
           <w:color w:val="0F1115"/>
@@ -10349,39 +13550,9 @@
       </w:r>
     </w:p>
     <w:p>
-      <w:pPr>
-        <w:tabs>
-          <w:tab w:val="left" w:pos="284"/>
-        </w:tabs>
-        <w:spacing w:after="0" w:line="240" w:lineRule="auto"/>
-        <w:jc w:val="both"/>
-        <w:rPr>
-          <w:rFonts w:ascii="Times New Roman" w:hAnsi="Times New Roman" w:cs="Times New Roman"/>
-          <w:color w:val="060D31"/>
-          <w:sz w:val="24"/>
-          <w:szCs w:val="24"/>
-          <w:shd w:val="clear" w:color="auto" w:fill="FFFFFF"/>
-        </w:rPr>
-      </w:pPr>
+      <w:bookmarkStart w:id="0" w:name="_GoBack"/>
+      <w:bookmarkEnd w:id="0"/>
     </w:p>
-    <w:p>
-      <w:pPr>
-        <w:shd w:val="clear" w:color="auto" w:fill="FFFFFF"/>
-        <w:tabs>
-          <w:tab w:val="left" w:pos="284"/>
-          <w:tab w:val="num" w:pos="993"/>
-        </w:tabs>
-        <w:spacing w:after="0" w:line="240" w:lineRule="auto"/>
-        <w:rPr>
-          <w:rFonts w:ascii="Times New Roman" w:eastAsia="Times New Roman" w:hAnsi="Times New Roman" w:cs="Times New Roman"/>
-          <w:color w:val="060D31"/>
-          <w:sz w:val="24"/>
-          <w:szCs w:val="24"/>
-          <w:lang w:eastAsia="ru-RU"/>
-        </w:rPr>
-      </w:pPr>
-    </w:p>
-    <w:p/>
     <w:sectPr>
       <w:pgSz w:w="11906" w:h="16838"/>
       <w:pgMar w:top="720" w:right="720" w:bottom="720" w:left="720" w:header="708" w:footer="708" w:gutter="0"/>
@@ -12578,7 +15749,7 @@
   <w:style w:type="paragraph" w:default="1" w:styleId="a">
     <w:name w:val="Normal"/>
     <w:qFormat/>
-    <w:rsid w:val="0037122E"/>
+    <w:rsid w:val="0017565C"/>
   </w:style>
   <w:style w:type="paragraph" w:styleId="2">
     <w:name w:val="heading 2"/>
@@ -12623,6 +15794,7 @@
   <w:style w:type="character" w:default="1" w:styleId="a0">
     <w:name w:val="Default Paragraph Font"/>
     <w:uiPriority w:val="1"/>
+    <w:semiHidden/>
     <w:unhideWhenUsed/>
   </w:style>
   <w:style w:type="table" w:default="1" w:styleId="a1">
